--- a/lessons/3-5/downloads/reveal/teacher/3.5-homework-packet.docx
+++ b/lessons/3-5/downloads/reveal/teacher/3.5-homework-packet.docx
@@ -15,10 +15,28 @@
         <w:rPr>
           <w:rFonts w:ascii="Avenir Next" w:hAnsi="Avenir Next" w:cs="Avenir Next" w:eastAsia="Avenir Next"/>
           <w:color w:val="1A1A1A"/>
+          <w:sz w:val="22"/>
+          <w:szCs w:val="20"/>
+        </w:rPr>
+        <w:t xml:space="preserve">Name</w:t>
+      </w:r>
+      <w:r>
+        <w:rPr>
+          <w:rFonts w:ascii="Avenir Next" w:hAnsi="Avenir Next" w:cs="Avenir Next" w:eastAsia="Avenir Next"/>
+          <w:color w:val="1A1A1A"/>
           <w:sz w:val="20"/>
           <w:szCs w:val="20"/>
         </w:rPr>
-        <w:t xml:space="preserve">Name</w:t>
+        <w:tab/>
+      </w:r>
+      <w:r>
+        <w:rPr>
+          <w:rFonts w:ascii="Avenir Next" w:hAnsi="Avenir Next" w:cs="Avenir Next" w:eastAsia="Avenir Next"/>
+          <w:color w:val="1A1A1A"/>
+          <w:sz w:val="22"/>
+          <w:szCs w:val="20"/>
+        </w:rPr>
+        <w:t xml:space="preserve">   Date</w:t>
       </w:r>
       <w:r>
         <w:rPr>
@@ -33,25 +51,7 @@
         <w:rPr>
           <w:rFonts w:ascii="Avenir Next" w:hAnsi="Avenir Next" w:cs="Avenir Next" w:eastAsia="Avenir Next"/>
           <w:color w:val="1A1A1A"/>
-          <w:sz w:val="20"/>
-          <w:szCs w:val="20"/>
-        </w:rPr>
-        <w:t xml:space="preserve">   Date</w:t>
-      </w:r>
-      <w:r>
-        <w:rPr>
-          <w:rFonts w:ascii="Avenir Next" w:hAnsi="Avenir Next" w:cs="Avenir Next" w:eastAsia="Avenir Next"/>
-          <w:color w:val="1A1A1A"/>
-          <w:sz w:val="20"/>
-          <w:szCs w:val="20"/>
-        </w:rPr>
-        <w:tab/>
-      </w:r>
-      <w:r>
-        <w:rPr>
-          <w:rFonts w:ascii="Avenir Next" w:hAnsi="Avenir Next" w:cs="Avenir Next" w:eastAsia="Avenir Next"/>
-          <w:color w:val="1A1A1A"/>
-          <w:sz w:val="20"/>
+          <w:sz w:val="22"/>
           <w:szCs w:val="20"/>
         </w:rPr>
         <w:t xml:space="preserve">   Period</w:t>
@@ -78,7 +78,7 @@
           <w:caps/>
           <w:color w:val="003A70"/>
           <w:spacing w:val="12"/>
-          <w:sz w:val="19"/>
+          <w:sz w:val="22"/>
           <w:szCs w:val="19"/>
         </w:rPr>
         <w:t xml:space="preserve">Lesson 3-5  ·  Homework Packet  ·  Sheet 1 of 2</w:t>
@@ -86,6 +86,7 @@
     </w:p>
     <w:p>
       <w:pPr>
+        <w:pStyle w:val="Heading1"/>
         <w:keepNext/>
         <w:spacing w:before="0" w:after="0" w:line="240" w:lineRule="auto"/>
       </w:pPr>
@@ -111,7 +112,7 @@
         <w:rPr>
           <w:rFonts w:ascii="Avenir Next" w:hAnsi="Avenir Next" w:cs="Avenir Next" w:eastAsia="Avenir Next"/>
           <w:color w:val="5A5F66"/>
-          <w:sz w:val="17"/>
+          <w:sz w:val="22"/>
           <w:szCs w:val="17"/>
         </w:rPr>
         <w:t xml:space="preserve">Maryland Standard 6.RP.A.3b   ·   Learning target — I can compare two ratios by scaling them until they share a common term.</w:t>
@@ -158,6 +159,7 @@
           </w:tcPr>
           <w:p>
             <w:pPr>
+              <w:pStyle w:val="Heading2"/>
               <w:spacing w:before="0" w:after="0" w:line="240" w:lineRule="auto"/>
             </w:pPr>
             <w:r>
@@ -185,44 +187,44 @@
                 <w:rFonts w:ascii="Avenir Next" w:hAnsi="Avenir Next" w:cs="Avenir Next" w:eastAsia="Avenir Next"/>
                 <w:b/>
                 <w:color w:val="003A70"/>
+                <w:sz w:val="22"/>
+                <w:szCs w:val="18"/>
+              </w:rPr>
+              <w:t xml:space="preserve">•</w:t>
+            </w:r>
+            <w:r>
+              <w:rPr>
+                <w:rFonts w:ascii="Avenir Next" w:hAnsi="Avenir Next" w:cs="Avenir Next" w:eastAsia="Avenir Next"/>
+                <w:color w:val="1A1A1A"/>
                 <w:sz w:val="18"/>
                 <w:szCs w:val="18"/>
               </w:rPr>
-              <w:t xml:space="preserve">•</w:t>
-            </w:r>
-            <w:r>
-              <w:rPr>
-                <w:rFonts w:ascii="Avenir Next" w:hAnsi="Avenir Next" w:cs="Avenir Next" w:eastAsia="Avenir Next"/>
-                <w:color w:val="1A1A1A"/>
-                <w:sz w:val="18"/>
+              <w:tab/>
+            </w:r>
+            <w:r>
+              <w:rPr>
+                <w:rFonts w:ascii="Avenir Next" w:hAnsi="Avenir Next" w:cs="Avenir Next" w:eastAsia="Avenir Next"/>
+                <w:color w:val="1A1A1A"/>
+                <w:sz w:val="22"/>
                 <w:szCs w:val="18"/>
               </w:rPr>
-              <w:tab/>
-            </w:r>
-            <w:r>
-              <w:rPr>
-                <w:rFonts w:ascii="Avenir Next" w:hAnsi="Avenir Next" w:cs="Avenir Next" w:eastAsia="Avenir Next"/>
-                <w:color w:val="1A1A1A"/>
-                <w:sz w:val="18"/>
+              <w:t xml:space="preserve">To compare two ratios, scale them so one term is the </w:t>
+            </w:r>
+            <w:r>
+              <w:rPr>
+                <w:rFonts w:ascii="Avenir Next" w:hAnsi="Avenir Next" w:cs="Avenir Next" w:eastAsia="Avenir Next"/>
+                <w:b/>
+                <w:color w:val="1A1A1A"/>
+                <w:sz w:val="22"/>
                 <w:szCs w:val="18"/>
               </w:rPr>
-              <w:t xml:space="preserve">To compare two ratios, scale them so one term is the </w:t>
-            </w:r>
-            <w:r>
-              <w:rPr>
-                <w:rFonts w:ascii="Avenir Next" w:hAnsi="Avenir Next" w:cs="Avenir Next" w:eastAsia="Avenir Next"/>
-                <w:b/>
-                <w:color w:val="1A1A1A"/>
-                <w:sz w:val="18"/>
-                <w:szCs w:val="18"/>
-              </w:rPr>
               <w:t xml:space="preserve">same</w:t>
             </w:r>
             <w:r>
               <w:rPr>
                 <w:rFonts w:ascii="Avenir Next" w:hAnsi="Avenir Next" w:cs="Avenir Next" w:eastAsia="Avenir Next"/>
                 <w:color w:val="1A1A1A"/>
-                <w:sz w:val="18"/>
+                <w:sz w:val="22"/>
                 <w:szCs w:val="18"/>
               </w:rPr>
               <w:t xml:space="preserve">. Then compare the other terms.</w:t>
@@ -241,44 +243,44 @@
                 <w:rFonts w:ascii="Avenir Next" w:hAnsi="Avenir Next" w:cs="Avenir Next" w:eastAsia="Avenir Next"/>
                 <w:b/>
                 <w:color w:val="003A70"/>
+                <w:sz w:val="22"/>
+                <w:szCs w:val="18"/>
+              </w:rPr>
+              <w:t xml:space="preserve">•</w:t>
+            </w:r>
+            <w:r>
+              <w:rPr>
+                <w:rFonts w:ascii="Avenir Next" w:hAnsi="Avenir Next" w:cs="Avenir Next" w:eastAsia="Avenir Next"/>
+                <w:color w:val="1A1A1A"/>
                 <w:sz w:val="18"/>
                 <w:szCs w:val="18"/>
               </w:rPr>
-              <w:t xml:space="preserve">•</w:t>
-            </w:r>
-            <w:r>
-              <w:rPr>
-                <w:rFonts w:ascii="Avenir Next" w:hAnsi="Avenir Next" w:cs="Avenir Next" w:eastAsia="Avenir Next"/>
-                <w:color w:val="1A1A1A"/>
-                <w:sz w:val="18"/>
+              <w:tab/>
+            </w:r>
+            <w:r>
+              <w:rPr>
+                <w:rFonts w:ascii="Avenir Next" w:hAnsi="Avenir Next" w:cs="Avenir Next" w:eastAsia="Avenir Next"/>
+                <w:color w:val="1A1A1A"/>
+                <w:sz w:val="22"/>
                 <w:szCs w:val="18"/>
               </w:rPr>
-              <w:tab/>
-            </w:r>
-            <w:r>
-              <w:rPr>
-                <w:rFonts w:ascii="Avenir Next" w:hAnsi="Avenir Next" w:cs="Avenir Next" w:eastAsia="Avenir Next"/>
-                <w:color w:val="1A1A1A"/>
-                <w:sz w:val="18"/>
+              <w:t xml:space="preserve">A bigger first number alone does </w:t>
+            </w:r>
+            <w:r>
+              <w:rPr>
+                <w:rFonts w:ascii="Avenir Next" w:hAnsi="Avenir Next" w:cs="Avenir Next" w:eastAsia="Avenir Next"/>
+                <w:b/>
+                <w:color w:val="1A1A1A"/>
+                <w:sz w:val="22"/>
                 <w:szCs w:val="18"/>
               </w:rPr>
-              <w:t xml:space="preserve">A bigger first number alone does </w:t>
-            </w:r>
-            <w:r>
-              <w:rPr>
-                <w:rFonts w:ascii="Avenir Next" w:hAnsi="Avenir Next" w:cs="Avenir Next" w:eastAsia="Avenir Next"/>
-                <w:b/>
-                <w:color w:val="1A1A1A"/>
-                <w:sz w:val="18"/>
-                <w:szCs w:val="18"/>
-              </w:rPr>
               <w:t xml:space="preserve">not</w:t>
             </w:r>
             <w:r>
               <w:rPr>
                 <w:rFonts w:ascii="Avenir Next" w:hAnsi="Avenir Next" w:cs="Avenir Next" w:eastAsia="Avenir Next"/>
                 <w:color w:val="1A1A1A"/>
-                <w:sz w:val="18"/>
+                <w:sz w:val="22"/>
                 <w:szCs w:val="18"/>
               </w:rPr>
               <w:t xml:space="preserve"> tell you which mix is stronger.</w:t>
@@ -293,6 +295,7 @@
           </w:tcPr>
           <w:p>
             <w:pPr>
+              <w:pStyle w:val="Heading2"/>
               <w:spacing w:before="0" w:after="0" w:line="240" w:lineRule="auto"/>
             </w:pPr>
             <w:r>
@@ -315,7 +318,7 @@
               <w:rPr>
                 <w:rFonts w:ascii="Avenir Next" w:hAnsi="Avenir Next" w:cs="Avenir Next" w:eastAsia="Avenir Next"/>
                 <w:color w:val="1A1A1A"/>
-                <w:sz w:val="17"/>
+                <w:sz w:val="22"/>
                 <w:szCs w:val="17"/>
               </w:rPr>
               <w:t xml:space="preserve">Punch A uses 2 cups juice to 3 cups water. Punch B uses 3 cups juice to 5 cups water. Which tastes more like juice?</w:t>
@@ -334,25 +337,25 @@
                 <w:rFonts w:ascii="Avenir Next" w:hAnsi="Avenir Next" w:cs="Avenir Next" w:eastAsia="Avenir Next"/>
                 <w:b/>
                 <w:color w:val="003A70"/>
+                <w:sz w:val="22"/>
+                <w:szCs w:val="17"/>
+              </w:rPr>
+              <w:t xml:space="preserve">Step 1</w:t>
+            </w:r>
+            <w:r>
+              <w:rPr>
+                <w:rFonts w:ascii="Avenir Next" w:hAnsi="Avenir Next" w:cs="Avenir Next" w:eastAsia="Avenir Next"/>
+                <w:color w:val="1A1A1A"/>
                 <w:sz w:val="17"/>
                 <w:szCs w:val="17"/>
               </w:rPr>
-              <w:t xml:space="preserve">Step 1</w:t>
-            </w:r>
-            <w:r>
-              <w:rPr>
-                <w:rFonts w:ascii="Avenir Next" w:hAnsi="Avenir Next" w:cs="Avenir Next" w:eastAsia="Avenir Next"/>
-                <w:color w:val="1A1A1A"/>
-                <w:sz w:val="17"/>
-                <w:szCs w:val="17"/>
-              </w:rPr>
               <w:tab/>
             </w:r>
             <w:r>
               <w:rPr>
                 <w:rFonts w:ascii="Avenir Next" w:hAnsi="Avenir Next" w:cs="Avenir Next" w:eastAsia="Avenir Next"/>
                 <w:color w:val="1A1A1A"/>
-                <w:sz w:val="17"/>
+                <w:sz w:val="22"/>
                 <w:szCs w:val="17"/>
               </w:rPr>
               <w:t xml:space="preserve">Match the juice (LCM of 2 and 3 is 6): A = 6 : 9, B = 6 : 10</w:t>
@@ -371,25 +374,25 @@
                 <w:rFonts w:ascii="Avenir Next" w:hAnsi="Avenir Next" w:cs="Avenir Next" w:eastAsia="Avenir Next"/>
                 <w:b/>
                 <w:color w:val="003A70"/>
+                <w:sz w:val="22"/>
+                <w:szCs w:val="17"/>
+              </w:rPr>
+              <w:t xml:space="preserve">Step 2</w:t>
+            </w:r>
+            <w:r>
+              <w:rPr>
+                <w:rFonts w:ascii="Avenir Next" w:hAnsi="Avenir Next" w:cs="Avenir Next" w:eastAsia="Avenir Next"/>
+                <w:color w:val="1A1A1A"/>
                 <w:sz w:val="17"/>
                 <w:szCs w:val="17"/>
               </w:rPr>
-              <w:t xml:space="preserve">Step 2</w:t>
-            </w:r>
-            <w:r>
-              <w:rPr>
-                <w:rFonts w:ascii="Avenir Next" w:hAnsi="Avenir Next" w:cs="Avenir Next" w:eastAsia="Avenir Next"/>
-                <w:color w:val="1A1A1A"/>
-                <w:sz w:val="17"/>
-                <w:szCs w:val="17"/>
-              </w:rPr>
               <w:tab/>
             </w:r>
             <w:r>
               <w:rPr>
                 <w:rFonts w:ascii="Avenir Next" w:hAnsi="Avenir Next" w:cs="Avenir Next" w:eastAsia="Avenir Next"/>
                 <w:color w:val="1A1A1A"/>
-                <w:sz w:val="17"/>
+                <w:sz w:val="22"/>
                 <w:szCs w:val="17"/>
               </w:rPr>
               <w:t xml:space="preserve">Same juice, and A has less water</w:t>
@@ -408,18 +411,18 @@
                 <w:rFonts w:ascii="Avenir Next" w:hAnsi="Avenir Next" w:cs="Avenir Next" w:eastAsia="Avenir Next"/>
                 <w:b/>
                 <w:color w:val="1A1A1A"/>
+                <w:sz w:val="22"/>
+                <w:szCs w:val="17"/>
+              </w:rPr>
+              <w:t xml:space="preserve">Answer</w:t>
+            </w:r>
+            <w:r>
+              <w:rPr>
+                <w:rFonts w:ascii="Avenir Next" w:hAnsi="Avenir Next" w:cs="Avenir Next" w:eastAsia="Avenir Next"/>
+                <w:color w:val="1A1A1A"/>
                 <w:sz w:val="17"/>
                 <w:szCs w:val="17"/>
               </w:rPr>
-              <w:t xml:space="preserve">Answer</w:t>
-            </w:r>
-            <w:r>
-              <w:rPr>
-                <w:rFonts w:ascii="Avenir Next" w:hAnsi="Avenir Next" w:cs="Avenir Next" w:eastAsia="Avenir Next"/>
-                <w:color w:val="1A1A1A"/>
-                <w:sz w:val="17"/>
-                <w:szCs w:val="17"/>
-              </w:rPr>
               <w:tab/>
             </w:r>
             <w:r>
@@ -427,7 +430,7 @@
                 <w:rFonts w:ascii="Avenir Next" w:hAnsi="Avenir Next" w:cs="Avenir Next" w:eastAsia="Avenir Next"/>
                 <w:b/>
                 <w:color w:val="1A1A1A"/>
-                <w:sz w:val="17"/>
+                <w:sz w:val="22"/>
                 <w:szCs w:val="17"/>
               </w:rPr>
               <w:t xml:space="preserve">Punch A tastes more like juice.</w:t>
@@ -438,6 +441,7 @@
     </w:tbl>
     <w:p>
       <w:pPr>
+        <w:pStyle w:val="Heading2"/>
         <w:keepNext/>
         <w:pBdr>
           <w:bottom w:val="single" w:sz="8" w:space="3" w:color="003A70"/>
@@ -453,7 +457,7 @@
           <w:b/>
           <w:color w:val="003A70"/>
           <w:spacing w:val="14"/>
-          <w:sz w:val="19"/>
+          <w:sz w:val="22"/>
           <w:szCs w:val="19"/>
         </w:rPr>
         <w:t xml:space="preserve">PRACTICE</w:t>
@@ -472,7 +476,7 @@
           <w:rFonts w:ascii="Avenir Next" w:hAnsi="Avenir Next" w:cs="Avenir Next" w:eastAsia="Avenir Next"/>
           <w:i/>
           <w:color w:val="5A5F66"/>
-          <w:sz w:val="17"/>
+          <w:sz w:val="22"/>
           <w:szCs w:val="17"/>
         </w:rPr>
         <w:t xml:space="preserve">show your work · label units</w:t>
@@ -492,25 +496,25 @@
           <w:rFonts w:ascii="Avenir Next" w:hAnsi="Avenir Next" w:cs="Avenir Next" w:eastAsia="Avenir Next"/>
           <w:b/>
           <w:color w:val="1A1A1A"/>
+          <w:sz w:val="22"/>
+          <w:szCs w:val="20"/>
+        </w:rPr>
+        <w:t xml:space="preserve">1.</w:t>
+      </w:r>
+      <w:r>
+        <w:rPr>
+          <w:rFonts w:ascii="Avenir Next" w:hAnsi="Avenir Next" w:cs="Avenir Next" w:eastAsia="Avenir Next"/>
+          <w:color w:val="1A1A1A"/>
           <w:sz w:val="20"/>
           <w:szCs w:val="20"/>
         </w:rPr>
-        <w:t xml:space="preserve">1.</w:t>
-      </w:r>
-      <w:r>
-        <w:rPr>
-          <w:rFonts w:ascii="Avenir Next" w:hAnsi="Avenir Next" w:cs="Avenir Next" w:eastAsia="Avenir Next"/>
-          <w:color w:val="1A1A1A"/>
-          <w:sz w:val="20"/>
-          <w:szCs w:val="20"/>
-        </w:rPr>
         <w:tab/>
       </w:r>
       <w:r>
         <w:rPr>
           <w:rFonts w:ascii="Avenir Next" w:hAnsi="Avenir Next" w:cs="Avenir Next" w:eastAsia="Avenir Next"/>
           <w:color w:val="1A1A1A"/>
-          <w:sz w:val="20"/>
+          <w:sz w:val="22"/>
           <w:szCs w:val="20"/>
         </w:rPr>
         <w:t xml:space="preserve">Scale each ratio so the first term is 24.</w:t>
@@ -565,25 +569,25 @@
                 <w:rFonts w:ascii="Avenir Next" w:hAnsi="Avenir Next" w:cs="Avenir Next" w:eastAsia="Avenir Next"/>
                 <w:b/>
                 <w:color w:val="003A70"/>
+                <w:sz w:val="22"/>
+                <w:szCs w:val="20"/>
+              </w:rPr>
+              <w:t xml:space="preserve">a.</w:t>
+            </w:r>
+            <w:r>
+              <w:rPr>
+                <w:rFonts w:ascii="Avenir Next" w:hAnsi="Avenir Next" w:cs="Avenir Next" w:eastAsia="Avenir Next"/>
+                <w:color w:val="1A1A1A"/>
                 <w:sz w:val="20"/>
                 <w:szCs w:val="20"/>
               </w:rPr>
-              <w:t xml:space="preserve">a.</w:t>
-            </w:r>
-            <w:r>
-              <w:rPr>
-                <w:rFonts w:ascii="Avenir Next" w:hAnsi="Avenir Next" w:cs="Avenir Next" w:eastAsia="Avenir Next"/>
-                <w:color w:val="1A1A1A"/>
-                <w:sz w:val="20"/>
-                <w:szCs w:val="20"/>
-              </w:rPr>
               <w:tab/>
             </w:r>
             <w:r>
               <w:rPr>
                 <w:rFonts w:ascii="Avenir Next" w:hAnsi="Avenir Next" w:cs="Avenir Next" w:eastAsia="Avenir Next"/>
                 <w:color w:val="1A1A1A"/>
-                <w:sz w:val="20"/>
+                <w:sz w:val="22"/>
                 <w:szCs w:val="20"/>
               </w:rPr>
               <w:t xml:space="preserve">3 : 5 = 24 :</w:t>
@@ -627,25 +631,25 @@
                 <w:rFonts w:ascii="Avenir Next" w:hAnsi="Avenir Next" w:cs="Avenir Next" w:eastAsia="Avenir Next"/>
                 <w:b/>
                 <w:color w:val="003A70"/>
+                <w:sz w:val="22"/>
+                <w:szCs w:val="20"/>
+              </w:rPr>
+              <w:t xml:space="preserve">b.</w:t>
+            </w:r>
+            <w:r>
+              <w:rPr>
+                <w:rFonts w:ascii="Avenir Next" w:hAnsi="Avenir Next" w:cs="Avenir Next" w:eastAsia="Avenir Next"/>
+                <w:color w:val="1A1A1A"/>
                 <w:sz w:val="20"/>
                 <w:szCs w:val="20"/>
               </w:rPr>
-              <w:t xml:space="preserve">b.</w:t>
-            </w:r>
-            <w:r>
-              <w:rPr>
-                <w:rFonts w:ascii="Avenir Next" w:hAnsi="Avenir Next" w:cs="Avenir Next" w:eastAsia="Avenir Next"/>
-                <w:color w:val="1A1A1A"/>
-                <w:sz w:val="20"/>
-                <w:szCs w:val="20"/>
-              </w:rPr>
               <w:tab/>
             </w:r>
             <w:r>
               <w:rPr>
                 <w:rFonts w:ascii="Avenir Next" w:hAnsi="Avenir Next" w:cs="Avenir Next" w:eastAsia="Avenir Next"/>
                 <w:color w:val="1A1A1A"/>
-                <w:sz w:val="20"/>
+                <w:sz w:val="22"/>
                 <w:szCs w:val="20"/>
               </w:rPr>
               <w:t xml:space="preserve">4 : 7 = 24 :</w:t>
@@ -695,25 +699,25 @@
                 <w:rFonts w:ascii="Avenir Next" w:hAnsi="Avenir Next" w:cs="Avenir Next" w:eastAsia="Avenir Next"/>
                 <w:b/>
                 <w:color w:val="003A70"/>
+                <w:sz w:val="22"/>
+                <w:szCs w:val="20"/>
+              </w:rPr>
+              <w:t xml:space="preserve">c.</w:t>
+            </w:r>
+            <w:r>
+              <w:rPr>
+                <w:rFonts w:ascii="Avenir Next" w:hAnsi="Avenir Next" w:cs="Avenir Next" w:eastAsia="Avenir Next"/>
+                <w:color w:val="1A1A1A"/>
                 <w:sz w:val="20"/>
                 <w:szCs w:val="20"/>
               </w:rPr>
-              <w:t xml:space="preserve">c.</w:t>
-            </w:r>
-            <w:r>
-              <w:rPr>
-                <w:rFonts w:ascii="Avenir Next" w:hAnsi="Avenir Next" w:cs="Avenir Next" w:eastAsia="Avenir Next"/>
-                <w:color w:val="1A1A1A"/>
-                <w:sz w:val="20"/>
-                <w:szCs w:val="20"/>
-              </w:rPr>
               <w:tab/>
             </w:r>
             <w:r>
               <w:rPr>
                 <w:rFonts w:ascii="Avenir Next" w:hAnsi="Avenir Next" w:cs="Avenir Next" w:eastAsia="Avenir Next"/>
                 <w:color w:val="1A1A1A"/>
-                <w:sz w:val="20"/>
+                <w:sz w:val="22"/>
                 <w:szCs w:val="20"/>
               </w:rPr>
               <w:t xml:space="preserve">6 : 11 = 24 :</w:t>
@@ -757,25 +761,25 @@
                 <w:rFonts w:ascii="Avenir Next" w:hAnsi="Avenir Next" w:cs="Avenir Next" w:eastAsia="Avenir Next"/>
                 <w:b/>
                 <w:color w:val="003A70"/>
+                <w:sz w:val="22"/>
+                <w:szCs w:val="20"/>
+              </w:rPr>
+              <w:t xml:space="preserve">d.</w:t>
+            </w:r>
+            <w:r>
+              <w:rPr>
+                <w:rFonts w:ascii="Avenir Next" w:hAnsi="Avenir Next" w:cs="Avenir Next" w:eastAsia="Avenir Next"/>
+                <w:color w:val="1A1A1A"/>
                 <w:sz w:val="20"/>
                 <w:szCs w:val="20"/>
               </w:rPr>
-              <w:t xml:space="preserve">d.</w:t>
-            </w:r>
-            <w:r>
-              <w:rPr>
-                <w:rFonts w:ascii="Avenir Next" w:hAnsi="Avenir Next" w:cs="Avenir Next" w:eastAsia="Avenir Next"/>
-                <w:color w:val="1A1A1A"/>
-                <w:sz w:val="20"/>
-                <w:szCs w:val="20"/>
-              </w:rPr>
               <w:tab/>
             </w:r>
             <w:r>
               <w:rPr>
                 <w:rFonts w:ascii="Avenir Next" w:hAnsi="Avenir Next" w:cs="Avenir Next" w:eastAsia="Avenir Next"/>
                 <w:color w:val="1A1A1A"/>
-                <w:sz w:val="20"/>
+                <w:sz w:val="22"/>
                 <w:szCs w:val="20"/>
               </w:rPr>
               <w:t xml:space="preserve">8 : 9 = 24 :</w:t>
@@ -822,25 +826,25 @@
           <w:rFonts w:ascii="Avenir Next" w:hAnsi="Avenir Next" w:cs="Avenir Next" w:eastAsia="Avenir Next"/>
           <w:b/>
           <w:color w:val="1A1A1A"/>
+          <w:sz w:val="22"/>
+          <w:szCs w:val="20"/>
+        </w:rPr>
+        <w:t xml:space="preserve">2.</w:t>
+      </w:r>
+      <w:r>
+        <w:rPr>
+          <w:rFonts w:ascii="Avenir Next" w:hAnsi="Avenir Next" w:cs="Avenir Next" w:eastAsia="Avenir Next"/>
+          <w:color w:val="1A1A1A"/>
           <w:sz w:val="20"/>
           <w:szCs w:val="20"/>
         </w:rPr>
-        <w:t xml:space="preserve">2.</w:t>
-      </w:r>
-      <w:r>
-        <w:rPr>
-          <w:rFonts w:ascii="Avenir Next" w:hAnsi="Avenir Next" w:cs="Avenir Next" w:eastAsia="Avenir Next"/>
-          <w:color w:val="1A1A1A"/>
-          <w:sz w:val="20"/>
-          <w:szCs w:val="20"/>
-        </w:rPr>
         <w:tab/>
       </w:r>
       <w:r>
         <w:rPr>
           <w:rFonts w:ascii="Avenir Next" w:hAnsi="Avenir Next" w:cs="Avenir Next" w:eastAsia="Avenir Next"/>
           <w:color w:val="1A1A1A"/>
-          <w:sz w:val="20"/>
+          <w:sz w:val="22"/>
           <w:szCs w:val="20"/>
         </w:rPr>
         <w:t xml:space="preserve">Mix P uses 3 cups blue paint to 4 cups yellow. Mix Q uses 5 cups blue to 6 cups yellow. Complete the tables. Which mix is bluer?</w:t>
@@ -897,7 +901,7 @@
                 <w:rFonts w:ascii="Avenir Next" w:hAnsi="Avenir Next" w:cs="Avenir Next" w:eastAsia="Avenir Next"/>
                 <w:b/>
                 <w:color w:val="1A1A1A"/>
-                <w:sz w:val="19"/>
+                <w:sz w:val="22"/>
                 <w:szCs w:val="19"/>
               </w:rPr>
               <w:t xml:space="preserve">P: blue</w:t>
@@ -918,7 +922,7 @@
               <w:rPr>
                 <w:rFonts w:ascii="Avenir Next" w:hAnsi="Avenir Next" w:cs="Avenir Next" w:eastAsia="Avenir Next"/>
                 <w:color w:val="1A1A1A"/>
-                <w:sz w:val="19"/>
+                <w:sz w:val="22"/>
                 <w:szCs w:val="19"/>
               </w:rPr>
               <w:t xml:space="preserve">3</w:t>
@@ -939,7 +943,7 @@
               <w:rPr>
                 <w:rFonts w:ascii="Avenir Next" w:hAnsi="Avenir Next" w:cs="Avenir Next" w:eastAsia="Avenir Next"/>
                 <w:color w:val="1A1A1A"/>
-                <w:sz w:val="19"/>
+                <w:sz w:val="22"/>
                 <w:szCs w:val="19"/>
               </w:rPr>
               <w:t xml:space="preserve">6</w:t>
@@ -960,7 +964,7 @@
               <w:rPr>
                 <w:rFonts w:ascii="Avenir Next" w:hAnsi="Avenir Next" w:cs="Avenir Next" w:eastAsia="Avenir Next"/>
                 <w:color w:val="1A1A1A"/>
-                <w:sz w:val="19"/>
+                <w:sz w:val="22"/>
                 <w:szCs w:val="19"/>
               </w:rPr>
               <w:t xml:space="preserve">9</w:t>
@@ -981,7 +985,7 @@
               <w:rPr>
                 <w:rFonts w:ascii="Avenir Next" w:hAnsi="Avenir Next" w:cs="Avenir Next" w:eastAsia="Avenir Next"/>
                 <w:color w:val="1A1A1A"/>
-                <w:sz w:val="19"/>
+                <w:sz w:val="22"/>
                 <w:szCs w:val="19"/>
               </w:rPr>
               <w:t xml:space="preserve">12</w:t>
@@ -1002,7 +1006,7 @@
               <w:rPr>
                 <w:rFonts w:ascii="Avenir Next" w:hAnsi="Avenir Next" w:cs="Avenir Next" w:eastAsia="Avenir Next"/>
                 <w:color w:val="1A1A1A"/>
-                <w:sz w:val="19"/>
+                <w:sz w:val="22"/>
                 <w:szCs w:val="19"/>
               </w:rPr>
               <w:t xml:space="preserve">15</w:t>
@@ -1031,7 +1035,7 @@
                 <w:rFonts w:ascii="Avenir Next" w:hAnsi="Avenir Next" w:cs="Avenir Next" w:eastAsia="Avenir Next"/>
                 <w:b/>
                 <w:color w:val="1A1A1A"/>
-                <w:sz w:val="19"/>
+                <w:sz w:val="22"/>
                 <w:szCs w:val="19"/>
               </w:rPr>
               <w:t xml:space="preserve">P: yellow</w:t>
@@ -1052,7 +1056,7 @@
               <w:rPr>
                 <w:rFonts w:ascii="Avenir Next" w:hAnsi="Avenir Next" w:cs="Avenir Next" w:eastAsia="Avenir Next"/>
                 <w:color w:val="1A1A1A"/>
-                <w:sz w:val="19"/>
+                <w:sz w:val="22"/>
                 <w:szCs w:val="19"/>
               </w:rPr>
               <w:t xml:space="preserve">4</w:t>
@@ -1125,7 +1129,7 @@
                 <w:rFonts w:ascii="Avenir Next" w:hAnsi="Avenir Next" w:cs="Avenir Next" w:eastAsia="Avenir Next"/>
                 <w:b/>
                 <w:color w:val="1A1A1A"/>
-                <w:sz w:val="19"/>
+                <w:sz w:val="22"/>
                 <w:szCs w:val="19"/>
               </w:rPr>
               <w:t xml:space="preserve">Q: blue</w:t>
@@ -1146,7 +1150,7 @@
               <w:rPr>
                 <w:rFonts w:ascii="Avenir Next" w:hAnsi="Avenir Next" w:cs="Avenir Next" w:eastAsia="Avenir Next"/>
                 <w:color w:val="1A1A1A"/>
-                <w:sz w:val="19"/>
+                <w:sz w:val="22"/>
                 <w:szCs w:val="19"/>
               </w:rPr>
               <w:t xml:space="preserve">5</w:t>
@@ -1167,7 +1171,7 @@
               <w:rPr>
                 <w:rFonts w:ascii="Avenir Next" w:hAnsi="Avenir Next" w:cs="Avenir Next" w:eastAsia="Avenir Next"/>
                 <w:color w:val="1A1A1A"/>
-                <w:sz w:val="19"/>
+                <w:sz w:val="22"/>
                 <w:szCs w:val="19"/>
               </w:rPr>
               <w:t xml:space="preserve">10</w:t>
@@ -1188,7 +1192,7 @@
               <w:rPr>
                 <w:rFonts w:ascii="Avenir Next" w:hAnsi="Avenir Next" w:cs="Avenir Next" w:eastAsia="Avenir Next"/>
                 <w:color w:val="1A1A1A"/>
-                <w:sz w:val="19"/>
+                <w:sz w:val="22"/>
                 <w:szCs w:val="19"/>
               </w:rPr>
               <w:t xml:space="preserve">15</w:t>
@@ -1209,7 +1213,7 @@
               <w:rPr>
                 <w:rFonts w:ascii="Avenir Next" w:hAnsi="Avenir Next" w:cs="Avenir Next" w:eastAsia="Avenir Next"/>
                 <w:color w:val="1A1A1A"/>
-                <w:sz w:val="19"/>
+                <w:sz w:val="22"/>
                 <w:szCs w:val="19"/>
               </w:rPr>
               <w:t xml:space="preserve">20</w:t>
@@ -1230,7 +1234,7 @@
               <w:rPr>
                 <w:rFonts w:ascii="Avenir Next" w:hAnsi="Avenir Next" w:cs="Avenir Next" w:eastAsia="Avenir Next"/>
                 <w:color w:val="1A1A1A"/>
-                <w:sz w:val="19"/>
+                <w:sz w:val="22"/>
                 <w:szCs w:val="19"/>
               </w:rPr>
               <w:t xml:space="preserve">25</w:t>
@@ -1259,7 +1263,7 @@
                 <w:rFonts w:ascii="Avenir Next" w:hAnsi="Avenir Next" w:cs="Avenir Next" w:eastAsia="Avenir Next"/>
                 <w:b/>
                 <w:color w:val="1A1A1A"/>
-                <w:sz w:val="19"/>
+                <w:sz w:val="22"/>
                 <w:szCs w:val="19"/>
               </w:rPr>
               <w:t xml:space="preserve">Q: yellow</w:t>
@@ -1280,7 +1284,7 @@
               <w:rPr>
                 <w:rFonts w:ascii="Avenir Next" w:hAnsi="Avenir Next" w:cs="Avenir Next" w:eastAsia="Avenir Next"/>
                 <w:color w:val="1A1A1A"/>
-                <w:sz w:val="19"/>
+                <w:sz w:val="22"/>
                 <w:szCs w:val="19"/>
               </w:rPr>
               <w:t xml:space="preserve">6</w:t>
@@ -1346,7 +1350,7 @@
           <w:rFonts w:ascii="Avenir Next" w:hAnsi="Avenir Next" w:cs="Avenir Next" w:eastAsia="Avenir Next"/>
           <w:b/>
           <w:color w:val="1A1A1A"/>
-          <w:sz w:val="18"/>
+          <w:sz w:val="22"/>
           <w:szCs w:val="18"/>
         </w:rPr>
         <w:t xml:space="preserve">Bluer mix</w:t>
@@ -1380,18 +1384,18 @@
           <w:rFonts w:ascii="Avenir Next" w:hAnsi="Avenir Next" w:cs="Avenir Next" w:eastAsia="Avenir Next"/>
           <w:b/>
           <w:color w:val="1A1A1A"/>
+          <w:sz w:val="22"/>
+          <w:szCs w:val="20"/>
+        </w:rPr>
+        <w:t xml:space="preserve">3.</w:t>
+      </w:r>
+      <w:r>
+        <w:rPr>
+          <w:rFonts w:ascii="Avenir Next" w:hAnsi="Avenir Next" w:cs="Avenir Next" w:eastAsia="Avenir Next"/>
+          <w:color w:val="1A1A1A"/>
           <w:sz w:val="20"/>
           <w:szCs w:val="20"/>
         </w:rPr>
-        <w:t xml:space="preserve">3.</w:t>
-      </w:r>
-      <w:r>
-        <w:rPr>
-          <w:rFonts w:ascii="Avenir Next" w:hAnsi="Avenir Next" w:cs="Avenir Next" w:eastAsia="Avenir Next"/>
-          <w:color w:val="1A1A1A"/>
-          <w:sz w:val="20"/>
-          <w:szCs w:val="20"/>
-        </w:rPr>
         <w:tab/>
       </w:r>
       <w:r>
@@ -1399,7 +1403,7 @@
           <w:rFonts w:ascii="Avenir Next" w:hAnsi="Avenir Next" w:cs="Avenir Next" w:eastAsia="Avenir Next"/>
           <w:b/>
           <w:color w:val="1A1A1A"/>
-          <w:sz w:val="20"/>
+          <w:sz w:val="22"/>
           <w:szCs w:val="20"/>
         </w:rPr>
         <w:t xml:space="preserve">Garden Seeds.  </w:t>
@@ -1408,7 +1412,7 @@
         <w:rPr>
           <w:rFonts w:ascii="Avenir Next" w:hAnsi="Avenir Next" w:cs="Avenir Next" w:eastAsia="Avenir Next"/>
           <w:color w:val="1A1A1A"/>
-          <w:sz w:val="20"/>
+          <w:sz w:val="22"/>
           <w:szCs w:val="20"/>
         </w:rPr>
         <w:t xml:space="preserve">In Pack A, 9 out of every 12 seeds sprout. In Pack B, 13 out of every 16 seeds sprout.</w:t>
@@ -1428,25 +1432,25 @@
           <w:rFonts w:ascii="Avenir Next" w:hAnsi="Avenir Next" w:cs="Avenir Next" w:eastAsia="Avenir Next"/>
           <w:b/>
           <w:color w:val="003A70"/>
+          <w:sz w:val="22"/>
+          <w:szCs w:val="20"/>
+        </w:rPr>
+        <w:t xml:space="preserve">a.</w:t>
+      </w:r>
+      <w:r>
+        <w:rPr>
+          <w:rFonts w:ascii="Avenir Next" w:hAnsi="Avenir Next" w:cs="Avenir Next" w:eastAsia="Avenir Next"/>
+          <w:color w:val="1A1A1A"/>
           <w:sz w:val="20"/>
           <w:szCs w:val="20"/>
         </w:rPr>
-        <w:t xml:space="preserve">a.</w:t>
-      </w:r>
-      <w:r>
-        <w:rPr>
-          <w:rFonts w:ascii="Avenir Next" w:hAnsi="Avenir Next" w:cs="Avenir Next" w:eastAsia="Avenir Next"/>
-          <w:color w:val="1A1A1A"/>
-          <w:sz w:val="20"/>
-          <w:szCs w:val="20"/>
-        </w:rPr>
         <w:tab/>
       </w:r>
       <w:r>
         <w:rPr>
           <w:rFonts w:ascii="Avenir Next" w:hAnsi="Avenir Next" w:cs="Avenir Next" w:eastAsia="Avenir Next"/>
           <w:color w:val="1A1A1A"/>
-          <w:sz w:val="20"/>
+          <w:sz w:val="22"/>
           <w:szCs w:val="20"/>
         </w:rPr>
         <w:t xml:space="preserve">Scale Pack A to 48 seeds:</w:t>
@@ -1485,25 +1489,25 @@
           <w:rFonts w:ascii="Avenir Next" w:hAnsi="Avenir Next" w:cs="Avenir Next" w:eastAsia="Avenir Next"/>
           <w:b/>
           <w:color w:val="003A70"/>
+          <w:sz w:val="22"/>
+          <w:szCs w:val="20"/>
+        </w:rPr>
+        <w:t xml:space="preserve">b.</w:t>
+      </w:r>
+      <w:r>
+        <w:rPr>
+          <w:rFonts w:ascii="Avenir Next" w:hAnsi="Avenir Next" w:cs="Avenir Next" w:eastAsia="Avenir Next"/>
+          <w:color w:val="1A1A1A"/>
           <w:sz w:val="20"/>
           <w:szCs w:val="20"/>
         </w:rPr>
-        <w:t xml:space="preserve">b.</w:t>
-      </w:r>
-      <w:r>
-        <w:rPr>
-          <w:rFonts w:ascii="Avenir Next" w:hAnsi="Avenir Next" w:cs="Avenir Next" w:eastAsia="Avenir Next"/>
-          <w:color w:val="1A1A1A"/>
-          <w:sz w:val="20"/>
-          <w:szCs w:val="20"/>
-        </w:rPr>
         <w:tab/>
       </w:r>
       <w:r>
         <w:rPr>
           <w:rFonts w:ascii="Avenir Next" w:hAnsi="Avenir Next" w:cs="Avenir Next" w:eastAsia="Avenir Next"/>
           <w:color w:val="1A1A1A"/>
-          <w:sz w:val="20"/>
+          <w:sz w:val="22"/>
           <w:szCs w:val="20"/>
         </w:rPr>
         <w:t xml:space="preserve">Scale Pack B to 48 seeds:</w:t>
@@ -1542,25 +1546,25 @@
           <w:rFonts w:ascii="Avenir Next" w:hAnsi="Avenir Next" w:cs="Avenir Next" w:eastAsia="Avenir Next"/>
           <w:b/>
           <w:color w:val="003A70"/>
+          <w:sz w:val="22"/>
+          <w:szCs w:val="20"/>
+        </w:rPr>
+        <w:t xml:space="preserve">c.</w:t>
+      </w:r>
+      <w:r>
+        <w:rPr>
+          <w:rFonts w:ascii="Avenir Next" w:hAnsi="Avenir Next" w:cs="Avenir Next" w:eastAsia="Avenir Next"/>
+          <w:color w:val="1A1A1A"/>
           <w:sz w:val="20"/>
           <w:szCs w:val="20"/>
         </w:rPr>
-        <w:t xml:space="preserve">c.</w:t>
-      </w:r>
-      <w:r>
-        <w:rPr>
-          <w:rFonts w:ascii="Avenir Next" w:hAnsi="Avenir Next" w:cs="Avenir Next" w:eastAsia="Avenir Next"/>
-          <w:color w:val="1A1A1A"/>
-          <w:sz w:val="20"/>
-          <w:szCs w:val="20"/>
-        </w:rPr>
         <w:tab/>
       </w:r>
       <w:r>
         <w:rPr>
           <w:rFonts w:ascii="Avenir Next" w:hAnsi="Avenir Next" w:cs="Avenir Next" w:eastAsia="Avenir Next"/>
           <w:color w:val="1A1A1A"/>
-          <w:sz w:val="20"/>
+          <w:sz w:val="22"/>
           <w:szCs w:val="20"/>
         </w:rPr>
         <w:t xml:space="preserve">Which pack sprouts better?</w:t>
@@ -1604,18 +1608,18 @@
           <w:rFonts w:ascii="Avenir Next" w:hAnsi="Avenir Next" w:cs="Avenir Next" w:eastAsia="Avenir Next"/>
           <w:b/>
           <w:color w:val="1A1A1A"/>
+          <w:sz w:val="22"/>
+          <w:szCs w:val="20"/>
+        </w:rPr>
+        <w:t xml:space="preserve">4.</w:t>
+      </w:r>
+      <w:r>
+        <w:rPr>
+          <w:rFonts w:ascii="Avenir Next" w:hAnsi="Avenir Next" w:cs="Avenir Next" w:eastAsia="Avenir Next"/>
+          <w:color w:val="1A1A1A"/>
           <w:sz w:val="20"/>
           <w:szCs w:val="20"/>
         </w:rPr>
-        <w:t xml:space="preserve">4.</w:t>
-      </w:r>
-      <w:r>
-        <w:rPr>
-          <w:rFonts w:ascii="Avenir Next" w:hAnsi="Avenir Next" w:cs="Avenir Next" w:eastAsia="Avenir Next"/>
-          <w:color w:val="1A1A1A"/>
-          <w:sz w:val="20"/>
-          <w:szCs w:val="20"/>
-        </w:rPr>
         <w:tab/>
       </w:r>
       <w:r>
@@ -1623,7 +1627,7 @@
           <w:rFonts w:ascii="Avenir Next" w:hAnsi="Avenir Next" w:cs="Avenir Next" w:eastAsia="Avenir Next"/>
           <w:b/>
           <w:color w:val="1A1A1A"/>
-          <w:sz w:val="20"/>
+          <w:sz w:val="22"/>
           <w:szCs w:val="20"/>
         </w:rPr>
         <w:t xml:space="preserve">Find the Error.  </w:t>
@@ -1632,7 +1636,7 @@
         <w:rPr>
           <w:rFonts w:ascii="Avenir Next" w:hAnsi="Avenir Next" w:cs="Avenir Next" w:eastAsia="Avenir Next"/>
           <w:color w:val="1A1A1A"/>
-          <w:sz w:val="20"/>
+          <w:sz w:val="22"/>
           <w:szCs w:val="20"/>
         </w:rPr>
         <w:t xml:space="preserve">Drink X uses 4 spoons sugar to 9 cups water. Drink Y uses 6 spoons sugar to 15 cups water. Jamal says Y is sweeter because 6 &gt; 4. Is he right? Explain.</w:t>
@@ -1753,6 +1757,7 @@
           </w:tcPr>
           <w:p>
             <w:pPr>
+              <w:pStyle w:val="Heading2"/>
               <w:spacing w:before="0" w:after="0" w:line="240" w:lineRule="auto"/>
             </w:pPr>
             <w:r>
@@ -1790,7 +1795,7 @@
               <w:rPr>
                 <w:rFonts w:ascii="Avenir Next" w:hAnsi="Avenir Next" w:cs="Avenir Next" w:eastAsia="Avenir Next"/>
                 <w:color w:val="1A1A1A"/>
-                <w:sz w:val="17"/>
+                <w:sz w:val="22"/>
                 <w:szCs w:val="17"/>
               </w:rPr>
               <w:t xml:space="preserve">  I can do this on my own</w:t>
@@ -1819,7 +1824,7 @@
               <w:rPr>
                 <w:rFonts w:ascii="Avenir Next" w:hAnsi="Avenir Next" w:cs="Avenir Next" w:eastAsia="Avenir Next"/>
                 <w:color w:val="1A1A1A"/>
-                <w:sz w:val="17"/>
+                <w:sz w:val="22"/>
                 <w:szCs w:val="17"/>
               </w:rPr>
               <w:t xml:space="preserve">  I need a little help</w:t>
@@ -1848,7 +1853,7 @@
               <w:rPr>
                 <w:rFonts w:ascii="Avenir Next" w:hAnsi="Avenir Next" w:cs="Avenir Next" w:eastAsia="Avenir Next"/>
                 <w:color w:val="1A1A1A"/>
-                <w:sz w:val="17"/>
+                <w:sz w:val="22"/>
                 <w:szCs w:val="17"/>
               </w:rPr>
               <w:t xml:space="preserve">  I have a question about #</w:t>
@@ -1886,7 +1891,7 @@
         <w:rPr>
           <w:rFonts w:ascii="Avenir Next" w:hAnsi="Avenir Next" w:cs="Avenir Next" w:eastAsia="Avenir Next"/>
           <w:color w:val="5A5F66"/>
-          <w:sz w:val="17"/>
+          <w:sz w:val="22"/>
           <w:szCs w:val="17"/>
         </w:rPr>
         <w:t xml:space="preserve">Mix two glasses of a drink with different amounts. Ask someone at home which is stronger and why.</w:t>
@@ -1906,10 +1911,28 @@
         <w:rPr>
           <w:rFonts w:ascii="Avenir Next" w:hAnsi="Avenir Next" w:cs="Avenir Next" w:eastAsia="Avenir Next"/>
           <w:color w:val="1A1A1A"/>
+          <w:sz w:val="22"/>
+          <w:szCs w:val="20"/>
+        </w:rPr>
+        <w:t xml:space="preserve">Name</w:t>
+      </w:r>
+      <w:r>
+        <w:rPr>
+          <w:rFonts w:ascii="Avenir Next" w:hAnsi="Avenir Next" w:cs="Avenir Next" w:eastAsia="Avenir Next"/>
+          <w:color w:val="1A1A1A"/>
           <w:sz w:val="20"/>
           <w:szCs w:val="20"/>
         </w:rPr>
-        <w:t xml:space="preserve">Name</w:t>
+        <w:tab/>
+      </w:r>
+      <w:r>
+        <w:rPr>
+          <w:rFonts w:ascii="Avenir Next" w:hAnsi="Avenir Next" w:cs="Avenir Next" w:eastAsia="Avenir Next"/>
+          <w:color w:val="1A1A1A"/>
+          <w:sz w:val="22"/>
+          <w:szCs w:val="20"/>
+        </w:rPr>
+        <w:t xml:space="preserve">   Date</w:t>
       </w:r>
       <w:r>
         <w:rPr>
@@ -1924,25 +1947,7 @@
         <w:rPr>
           <w:rFonts w:ascii="Avenir Next" w:hAnsi="Avenir Next" w:cs="Avenir Next" w:eastAsia="Avenir Next"/>
           <w:color w:val="1A1A1A"/>
-          <w:sz w:val="20"/>
-          <w:szCs w:val="20"/>
-        </w:rPr>
-        <w:t xml:space="preserve">   Date</w:t>
-      </w:r>
-      <w:r>
-        <w:rPr>
-          <w:rFonts w:ascii="Avenir Next" w:hAnsi="Avenir Next" w:cs="Avenir Next" w:eastAsia="Avenir Next"/>
-          <w:color w:val="1A1A1A"/>
-          <w:sz w:val="20"/>
-          <w:szCs w:val="20"/>
-        </w:rPr>
-        <w:tab/>
-      </w:r>
-      <w:r>
-        <w:rPr>
-          <w:rFonts w:ascii="Avenir Next" w:hAnsi="Avenir Next" w:cs="Avenir Next" w:eastAsia="Avenir Next"/>
-          <w:color w:val="1A1A1A"/>
-          <w:sz w:val="20"/>
+          <w:sz w:val="22"/>
           <w:szCs w:val="20"/>
         </w:rPr>
         <w:t xml:space="preserve">   Period</w:t>
@@ -1969,7 +1974,7 @@
           <w:caps/>
           <w:color w:val="003A70"/>
           <w:spacing w:val="12"/>
-          <w:sz w:val="19"/>
+          <w:sz w:val="22"/>
           <w:szCs w:val="19"/>
         </w:rPr>
         <w:t xml:space="preserve">Lesson 3-5  ·  Homework Packet  ·  Sheet 2 of 2</w:t>
@@ -1977,6 +1982,7 @@
     </w:p>
     <w:p>
       <w:pPr>
+        <w:pStyle w:val="Heading1"/>
         <w:keepNext/>
         <w:spacing w:before="0" w:after="0" w:line="240" w:lineRule="auto"/>
       </w:pPr>
@@ -2002,7 +2008,7 @@
         <w:rPr>
           <w:rFonts w:ascii="Avenir Next" w:hAnsi="Avenir Next" w:cs="Avenir Next" w:eastAsia="Avenir Next"/>
           <w:color w:val="5A5F66"/>
-          <w:sz w:val="17"/>
+          <w:sz w:val="22"/>
           <w:szCs w:val="17"/>
         </w:rPr>
         <w:t xml:space="preserve">Maryland Standard 6.RP.A.3b   ·   Learning target — I can use a benchmark to compare two rates without dividing.</w:t>
@@ -2049,6 +2055,7 @@
           </w:tcPr>
           <w:p>
             <w:pPr>
+              <w:pStyle w:val="Heading2"/>
               <w:spacing w:before="0" w:after="0" w:line="240" w:lineRule="auto"/>
             </w:pPr>
             <w:r>
@@ -2076,44 +2083,44 @@
                 <w:rFonts w:ascii="Avenir Next" w:hAnsi="Avenir Next" w:cs="Avenir Next" w:eastAsia="Avenir Next"/>
                 <w:b/>
                 <w:color w:val="003A70"/>
+                <w:sz w:val="22"/>
+                <w:szCs w:val="18"/>
+              </w:rPr>
+              <w:t xml:space="preserve">•</w:t>
+            </w:r>
+            <w:r>
+              <w:rPr>
+                <w:rFonts w:ascii="Avenir Next" w:hAnsi="Avenir Next" w:cs="Avenir Next" w:eastAsia="Avenir Next"/>
+                <w:color w:val="1A1A1A"/>
                 <w:sz w:val="18"/>
                 <w:szCs w:val="18"/>
               </w:rPr>
-              <w:t xml:space="preserve">•</w:t>
-            </w:r>
-            <w:r>
-              <w:rPr>
-                <w:rFonts w:ascii="Avenir Next" w:hAnsi="Avenir Next" w:cs="Avenir Next" w:eastAsia="Avenir Next"/>
-                <w:color w:val="1A1A1A"/>
-                <w:sz w:val="18"/>
+              <w:tab/>
+            </w:r>
+            <w:r>
+              <w:rPr>
+                <w:rFonts w:ascii="Avenir Next" w:hAnsi="Avenir Next" w:cs="Avenir Next" w:eastAsia="Avenir Next"/>
+                <w:color w:val="1A1A1A"/>
+                <w:sz w:val="22"/>
                 <w:szCs w:val="18"/>
               </w:rPr>
-              <w:tab/>
-            </w:r>
-            <w:r>
-              <w:rPr>
-                <w:rFonts w:ascii="Avenir Next" w:hAnsi="Avenir Next" w:cs="Avenir Next" w:eastAsia="Avenir Next"/>
-                <w:color w:val="1A1A1A"/>
-                <w:sz w:val="18"/>
+              <w:t xml:space="preserve">A </w:t>
+            </w:r>
+            <w:r>
+              <w:rPr>
+                <w:rFonts w:ascii="Avenir Next" w:hAnsi="Avenir Next" w:cs="Avenir Next" w:eastAsia="Avenir Next"/>
+                <w:b/>
+                <w:color w:val="1A1A1A"/>
+                <w:sz w:val="22"/>
                 <w:szCs w:val="18"/>
               </w:rPr>
-              <w:t xml:space="preserve">A </w:t>
-            </w:r>
-            <w:r>
-              <w:rPr>
-                <w:rFonts w:ascii="Avenir Next" w:hAnsi="Avenir Next" w:cs="Avenir Next" w:eastAsia="Avenir Next"/>
-                <w:b/>
-                <w:color w:val="1A1A1A"/>
-                <w:sz w:val="18"/>
-                <w:szCs w:val="18"/>
-              </w:rPr>
               <w:t xml:space="preserve">benchmark</w:t>
             </w:r>
             <w:r>
               <w:rPr>
                 <w:rFonts w:ascii="Avenir Next" w:hAnsi="Avenir Next" w:cs="Avenir Next" w:eastAsia="Avenir Next"/>
                 <w:color w:val="1A1A1A"/>
-                <w:sz w:val="18"/>
+                <w:sz w:val="22"/>
                 <w:szCs w:val="18"/>
               </w:rPr>
               <w:t xml:space="preserve"> is a friendly amount both rates can reach.</w:t>
@@ -2132,44 +2139,44 @@
                 <w:rFonts w:ascii="Avenir Next" w:hAnsi="Avenir Next" w:cs="Avenir Next" w:eastAsia="Avenir Next"/>
                 <w:b/>
                 <w:color w:val="003A70"/>
+                <w:sz w:val="22"/>
+                <w:szCs w:val="18"/>
+              </w:rPr>
+              <w:t xml:space="preserve">•</w:t>
+            </w:r>
+            <w:r>
+              <w:rPr>
+                <w:rFonts w:ascii="Avenir Next" w:hAnsi="Avenir Next" w:cs="Avenir Next" w:eastAsia="Avenir Next"/>
+                <w:color w:val="1A1A1A"/>
                 <w:sz w:val="18"/>
                 <w:szCs w:val="18"/>
               </w:rPr>
-              <w:t xml:space="preserve">•</w:t>
-            </w:r>
-            <w:r>
-              <w:rPr>
-                <w:rFonts w:ascii="Avenir Next" w:hAnsi="Avenir Next" w:cs="Avenir Next" w:eastAsia="Avenir Next"/>
-                <w:color w:val="1A1A1A"/>
-                <w:sz w:val="18"/>
+              <w:tab/>
+            </w:r>
+            <w:r>
+              <w:rPr>
+                <w:rFonts w:ascii="Avenir Next" w:hAnsi="Avenir Next" w:cs="Avenir Next" w:eastAsia="Avenir Next"/>
+                <w:color w:val="1A1A1A"/>
+                <w:sz w:val="22"/>
                 <w:szCs w:val="18"/>
               </w:rPr>
-              <w:tab/>
-            </w:r>
-            <w:r>
-              <w:rPr>
-                <w:rFonts w:ascii="Avenir Next" w:hAnsi="Avenir Next" w:cs="Avenir Next" w:eastAsia="Avenir Next"/>
-                <w:color w:val="1A1A1A"/>
-                <w:sz w:val="18"/>
+              <w:t xml:space="preserve">Scale both rates to the benchmark, then compare. Same amount: </w:t>
+            </w:r>
+            <w:r>
+              <w:rPr>
+                <w:rFonts w:ascii="Avenir Next" w:hAnsi="Avenir Next" w:cs="Avenir Next" w:eastAsia="Avenir Next"/>
+                <w:b/>
+                <w:color w:val="1A1A1A"/>
+                <w:sz w:val="22"/>
                 <w:szCs w:val="18"/>
               </w:rPr>
-              <w:t xml:space="preserve">Scale both rates to the benchmark, then compare. Same amount: </w:t>
-            </w:r>
-            <w:r>
-              <w:rPr>
-                <w:rFonts w:ascii="Avenir Next" w:hAnsi="Avenir Next" w:cs="Avenir Next" w:eastAsia="Avenir Next"/>
-                <w:b/>
-                <w:color w:val="1A1A1A"/>
-                <w:sz w:val="18"/>
-                <w:szCs w:val="18"/>
-              </w:rPr>
               <w:t xml:space="preserve">lower price</w:t>
             </w:r>
             <w:r>
               <w:rPr>
                 <w:rFonts w:ascii="Avenir Next" w:hAnsi="Avenir Next" w:cs="Avenir Next" w:eastAsia="Avenir Next"/>
                 <w:color w:val="1A1A1A"/>
-                <w:sz w:val="18"/>
+                <w:sz w:val="22"/>
                 <w:szCs w:val="18"/>
               </w:rPr>
               <w:t xml:space="preserve"> wins.</w:t>
@@ -2184,6 +2191,7 @@
           </w:tcPr>
           <w:p>
             <w:pPr>
+              <w:pStyle w:val="Heading2"/>
               <w:spacing w:before="0" w:after="0" w:line="240" w:lineRule="auto"/>
             </w:pPr>
             <w:r>
@@ -2206,7 +2214,7 @@
               <w:rPr>
                 <w:rFonts w:ascii="Avenir Next" w:hAnsi="Avenir Next" w:cs="Avenir Next" w:eastAsia="Avenir Next"/>
                 <w:color w:val="1A1A1A"/>
-                <w:sz w:val="17"/>
+                <w:sz w:val="22"/>
                 <w:szCs w:val="17"/>
               </w:rPr>
               <w:t xml:space="preserve">Which is the better buy: 4 cans for $3 or 6 cans for $4.80?</w:t>
@@ -2225,25 +2233,25 @@
                 <w:rFonts w:ascii="Avenir Next" w:hAnsi="Avenir Next" w:cs="Avenir Next" w:eastAsia="Avenir Next"/>
                 <w:b/>
                 <w:color w:val="003A70"/>
+                <w:sz w:val="22"/>
+                <w:szCs w:val="17"/>
+              </w:rPr>
+              <w:t xml:space="preserve">Step 1</w:t>
+            </w:r>
+            <w:r>
+              <w:rPr>
+                <w:rFonts w:ascii="Avenir Next" w:hAnsi="Avenir Next" w:cs="Avenir Next" w:eastAsia="Avenir Next"/>
+                <w:color w:val="1A1A1A"/>
                 <w:sz w:val="17"/>
                 <w:szCs w:val="17"/>
               </w:rPr>
-              <w:t xml:space="preserve">Step 1</w:t>
-            </w:r>
-            <w:r>
-              <w:rPr>
-                <w:rFonts w:ascii="Avenir Next" w:hAnsi="Avenir Next" w:cs="Avenir Next" w:eastAsia="Avenir Next"/>
-                <w:color w:val="1A1A1A"/>
-                <w:sz w:val="17"/>
-                <w:szCs w:val="17"/>
-              </w:rPr>
               <w:tab/>
             </w:r>
             <w:r>
               <w:rPr>
                 <w:rFonts w:ascii="Avenir Next" w:hAnsi="Avenir Next" w:cs="Avenir Next" w:eastAsia="Avenir Next"/>
                 <w:color w:val="1A1A1A"/>
-                <w:sz w:val="17"/>
+                <w:sz w:val="22"/>
                 <w:szCs w:val="17"/>
               </w:rPr>
               <w:t xml:space="preserve">Benchmark: 12 cans (4 × 3 and 6 × 2)</w:t>
@@ -2262,25 +2270,25 @@
                 <w:rFonts w:ascii="Avenir Next" w:hAnsi="Avenir Next" w:cs="Avenir Next" w:eastAsia="Avenir Next"/>
                 <w:b/>
                 <w:color w:val="003A70"/>
+                <w:sz w:val="22"/>
+                <w:szCs w:val="17"/>
+              </w:rPr>
+              <w:t xml:space="preserve">Step 2</w:t>
+            </w:r>
+            <w:r>
+              <w:rPr>
+                <w:rFonts w:ascii="Avenir Next" w:hAnsi="Avenir Next" w:cs="Avenir Next" w:eastAsia="Avenir Next"/>
+                <w:color w:val="1A1A1A"/>
                 <w:sz w:val="17"/>
                 <w:szCs w:val="17"/>
               </w:rPr>
-              <w:t xml:space="preserve">Step 2</w:t>
-            </w:r>
-            <w:r>
-              <w:rPr>
-                <w:rFonts w:ascii="Avenir Next" w:hAnsi="Avenir Next" w:cs="Avenir Next" w:eastAsia="Avenir Next"/>
-                <w:color w:val="1A1A1A"/>
-                <w:sz w:val="17"/>
-                <w:szCs w:val="17"/>
-              </w:rPr>
               <w:tab/>
             </w:r>
             <w:r>
               <w:rPr>
                 <w:rFonts w:ascii="Avenir Next" w:hAnsi="Avenir Next" w:cs="Avenir Next" w:eastAsia="Avenir Next"/>
                 <w:color w:val="1A1A1A"/>
-                <w:sz w:val="17"/>
+                <w:sz w:val="22"/>
                 <w:szCs w:val="17"/>
               </w:rPr>
               <w:t xml:space="preserve">12 cans: $3 × 3 = $9.00 vs. $4.80 × 2 = $9.60</w:t>
@@ -2299,18 +2307,18 @@
                 <w:rFonts w:ascii="Avenir Next" w:hAnsi="Avenir Next" w:cs="Avenir Next" w:eastAsia="Avenir Next"/>
                 <w:b/>
                 <w:color w:val="1A1A1A"/>
+                <w:sz w:val="22"/>
+                <w:szCs w:val="17"/>
+              </w:rPr>
+              <w:t xml:space="preserve">Answer</w:t>
+            </w:r>
+            <w:r>
+              <w:rPr>
+                <w:rFonts w:ascii="Avenir Next" w:hAnsi="Avenir Next" w:cs="Avenir Next" w:eastAsia="Avenir Next"/>
+                <w:color w:val="1A1A1A"/>
                 <w:sz w:val="17"/>
                 <w:szCs w:val="17"/>
               </w:rPr>
-              <w:t xml:space="preserve">Answer</w:t>
-            </w:r>
-            <w:r>
-              <w:rPr>
-                <w:rFonts w:ascii="Avenir Next" w:hAnsi="Avenir Next" w:cs="Avenir Next" w:eastAsia="Avenir Next"/>
-                <w:color w:val="1A1A1A"/>
-                <w:sz w:val="17"/>
-                <w:szCs w:val="17"/>
-              </w:rPr>
               <w:tab/>
             </w:r>
             <w:r>
@@ -2318,7 +2326,7 @@
                 <w:rFonts w:ascii="Avenir Next" w:hAnsi="Avenir Next" w:cs="Avenir Next" w:eastAsia="Avenir Next"/>
                 <w:b/>
                 <w:color w:val="1A1A1A"/>
-                <w:sz w:val="17"/>
+                <w:sz w:val="22"/>
                 <w:szCs w:val="17"/>
               </w:rPr>
               <w:t xml:space="preserve">4 cans for $3 is the better buy.</w:t>
@@ -2329,6 +2337,7 @@
     </w:tbl>
     <w:p>
       <w:pPr>
+        <w:pStyle w:val="Heading2"/>
         <w:keepNext/>
         <w:pBdr>
           <w:bottom w:val="single" w:sz="8" w:space="3" w:color="003A70"/>
@@ -2344,7 +2353,7 @@
           <w:b/>
           <w:color w:val="003A70"/>
           <w:spacing w:val="14"/>
-          <w:sz w:val="19"/>
+          <w:sz w:val="22"/>
           <w:szCs w:val="19"/>
         </w:rPr>
         <w:t xml:space="preserve">PRACTICE</w:t>
@@ -2363,7 +2372,7 @@
           <w:rFonts w:ascii="Avenir Next" w:hAnsi="Avenir Next" w:cs="Avenir Next" w:eastAsia="Avenir Next"/>
           <w:i/>
           <w:color w:val="5A5F66"/>
-          <w:sz w:val="17"/>
+          <w:sz w:val="22"/>
           <w:szCs w:val="17"/>
         </w:rPr>
         <w:t xml:space="preserve">show your work · label units</w:t>
@@ -2383,25 +2392,25 @@
           <w:rFonts w:ascii="Avenir Next" w:hAnsi="Avenir Next" w:cs="Avenir Next" w:eastAsia="Avenir Next"/>
           <w:b/>
           <w:color w:val="1A1A1A"/>
+          <w:sz w:val="22"/>
+          <w:szCs w:val="20"/>
+        </w:rPr>
+        <w:t xml:space="preserve">1.</w:t>
+      </w:r>
+      <w:r>
+        <w:rPr>
+          <w:rFonts w:ascii="Avenir Next" w:hAnsi="Avenir Next" w:cs="Avenir Next" w:eastAsia="Avenir Next"/>
+          <w:color w:val="1A1A1A"/>
           <w:sz w:val="20"/>
           <w:szCs w:val="20"/>
         </w:rPr>
-        <w:t xml:space="preserve">1.</w:t>
-      </w:r>
-      <w:r>
-        <w:rPr>
-          <w:rFonts w:ascii="Avenir Next" w:hAnsi="Avenir Next" w:cs="Avenir Next" w:eastAsia="Avenir Next"/>
-          <w:color w:val="1A1A1A"/>
-          <w:sz w:val="20"/>
-          <w:szCs w:val="20"/>
-        </w:rPr>
         <w:tab/>
       </w:r>
       <w:r>
         <w:rPr>
           <w:rFonts w:ascii="Avenir Next" w:hAnsi="Avenir Next" w:cs="Avenir Next" w:eastAsia="Avenir Next"/>
           <w:color w:val="1A1A1A"/>
-          <w:sz w:val="20"/>
+          <w:sz w:val="22"/>
           <w:szCs w:val="20"/>
         </w:rPr>
         <w:t xml:space="preserve">Name a benchmark amount both rates can reach.</w:t>
@@ -2456,25 +2465,25 @@
                 <w:rFonts w:ascii="Avenir Next" w:hAnsi="Avenir Next" w:cs="Avenir Next" w:eastAsia="Avenir Next"/>
                 <w:b/>
                 <w:color w:val="003A70"/>
+                <w:sz w:val="22"/>
+                <w:szCs w:val="20"/>
+              </w:rPr>
+              <w:t xml:space="preserve">a.</w:t>
+            </w:r>
+            <w:r>
+              <w:rPr>
+                <w:rFonts w:ascii="Avenir Next" w:hAnsi="Avenir Next" w:cs="Avenir Next" w:eastAsia="Avenir Next"/>
+                <w:color w:val="1A1A1A"/>
                 <w:sz w:val="20"/>
                 <w:szCs w:val="20"/>
               </w:rPr>
-              <w:t xml:space="preserve">a.</w:t>
-            </w:r>
-            <w:r>
-              <w:rPr>
-                <w:rFonts w:ascii="Avenir Next" w:hAnsi="Avenir Next" w:cs="Avenir Next" w:eastAsia="Avenir Next"/>
-                <w:color w:val="1A1A1A"/>
-                <w:sz w:val="20"/>
-                <w:szCs w:val="20"/>
-              </w:rPr>
               <w:tab/>
             </w:r>
             <w:r>
               <w:rPr>
                 <w:rFonts w:ascii="Avenir Next" w:hAnsi="Avenir Next" w:cs="Avenir Next" w:eastAsia="Avenir Next"/>
                 <w:color w:val="1A1A1A"/>
-                <w:sz w:val="20"/>
+                <w:sz w:val="22"/>
                 <w:szCs w:val="20"/>
               </w:rPr>
               <w:t xml:space="preserve">a 3-pack and a 4-pack</w:t>
@@ -2518,25 +2527,25 @@
                 <w:rFonts w:ascii="Avenir Next" w:hAnsi="Avenir Next" w:cs="Avenir Next" w:eastAsia="Avenir Next"/>
                 <w:b/>
                 <w:color w:val="003A70"/>
+                <w:sz w:val="22"/>
+                <w:szCs w:val="20"/>
+              </w:rPr>
+              <w:t xml:space="preserve">b.</w:t>
+            </w:r>
+            <w:r>
+              <w:rPr>
+                <w:rFonts w:ascii="Avenir Next" w:hAnsi="Avenir Next" w:cs="Avenir Next" w:eastAsia="Avenir Next"/>
+                <w:color w:val="1A1A1A"/>
                 <w:sz w:val="20"/>
                 <w:szCs w:val="20"/>
               </w:rPr>
-              <w:t xml:space="preserve">b.</w:t>
-            </w:r>
-            <w:r>
-              <w:rPr>
-                <w:rFonts w:ascii="Avenir Next" w:hAnsi="Avenir Next" w:cs="Avenir Next" w:eastAsia="Avenir Next"/>
-                <w:color w:val="1A1A1A"/>
-                <w:sz w:val="20"/>
-                <w:szCs w:val="20"/>
-              </w:rPr>
               <w:tab/>
             </w:r>
             <w:r>
               <w:rPr>
                 <w:rFonts w:ascii="Avenir Next" w:hAnsi="Avenir Next" w:cs="Avenir Next" w:eastAsia="Avenir Next"/>
                 <w:color w:val="1A1A1A"/>
-                <w:sz w:val="20"/>
+                <w:sz w:val="22"/>
                 <w:szCs w:val="20"/>
               </w:rPr>
               <w:t xml:space="preserve">6 minutes and 9 minutes</w:t>
@@ -2583,25 +2592,25 @@
           <w:rFonts w:ascii="Avenir Next" w:hAnsi="Avenir Next" w:cs="Avenir Next" w:eastAsia="Avenir Next"/>
           <w:b/>
           <w:color w:val="1A1A1A"/>
+          <w:sz w:val="22"/>
+          <w:szCs w:val="20"/>
+        </w:rPr>
+        <w:t xml:space="preserve">2.</w:t>
+      </w:r>
+      <w:r>
+        <w:rPr>
+          <w:rFonts w:ascii="Avenir Next" w:hAnsi="Avenir Next" w:cs="Avenir Next" w:eastAsia="Avenir Next"/>
+          <w:color w:val="1A1A1A"/>
           <w:sz w:val="20"/>
           <w:szCs w:val="20"/>
         </w:rPr>
-        <w:t xml:space="preserve">2.</w:t>
-      </w:r>
-      <w:r>
-        <w:rPr>
-          <w:rFonts w:ascii="Avenir Next" w:hAnsi="Avenir Next" w:cs="Avenir Next" w:eastAsia="Avenir Next"/>
-          <w:color w:val="1A1A1A"/>
-          <w:sz w:val="20"/>
-          <w:szCs w:val="20"/>
-        </w:rPr>
         <w:tab/>
       </w:r>
       <w:r>
         <w:rPr>
           <w:rFonts w:ascii="Avenir Next" w:hAnsi="Avenir Next" w:cs="Avenir Next" w:eastAsia="Avenir Next"/>
           <w:color w:val="1A1A1A"/>
-          <w:sz w:val="20"/>
+          <w:sz w:val="22"/>
           <w:szCs w:val="20"/>
         </w:rPr>
         <w:t xml:space="preserve">Kai types 90 words in 2 minutes. Lena types 140 words in 3 minutes. Circle the faster typist.</w:t>
@@ -2667,7 +2676,7 @@
                 <w:rFonts w:ascii="Avenir Next" w:hAnsi="Avenir Next" w:cs="Avenir Next" w:eastAsia="Avenir Next"/>
                 <w:b/>
                 <w:color w:val="1A1A1A"/>
-                <w:sz w:val="19"/>
+                <w:sz w:val="22"/>
                 <w:szCs w:val="19"/>
               </w:rPr>
               <w:t xml:space="preserve">Minutes</w:t>
@@ -2690,7 +2699,7 @@
                 <w:rFonts w:ascii="Avenir Next" w:hAnsi="Avenir Next" w:cs="Avenir Next" w:eastAsia="Avenir Next"/>
                 <w:b/>
                 <w:color w:val="1A1A1A"/>
-                <w:sz w:val="19"/>
+                <w:sz w:val="22"/>
                 <w:szCs w:val="19"/>
               </w:rPr>
               <w:t xml:space="preserve">Words</w:t>
@@ -2713,7 +2722,7 @@
                 <w:rFonts w:ascii="Avenir Next" w:hAnsi="Avenir Next" w:cs="Avenir Next" w:eastAsia="Avenir Next"/>
                 <w:b/>
                 <w:color w:val="1A1A1A"/>
-                <w:sz w:val="19"/>
+                <w:sz w:val="22"/>
                 <w:szCs w:val="19"/>
               </w:rPr>
               <w:t xml:space="preserve">Words in 6 minutes</w:t>
@@ -2742,7 +2751,7 @@
                 <w:rFonts w:ascii="Avenir Next" w:hAnsi="Avenir Next" w:cs="Avenir Next" w:eastAsia="Avenir Next"/>
                 <w:b/>
                 <w:color w:val="1A1A1A"/>
-                <w:sz w:val="19"/>
+                <w:sz w:val="22"/>
                 <w:szCs w:val="19"/>
               </w:rPr>
               <w:t xml:space="preserve">Kai</w:t>
@@ -2763,7 +2772,7 @@
               <w:rPr>
                 <w:rFonts w:ascii="Avenir Next" w:hAnsi="Avenir Next" w:cs="Avenir Next" w:eastAsia="Avenir Next"/>
                 <w:color w:val="1A1A1A"/>
-                <w:sz w:val="19"/>
+                <w:sz w:val="22"/>
                 <w:szCs w:val="19"/>
               </w:rPr>
               <w:t xml:space="preserve">2</w:t>
@@ -2784,7 +2793,7 @@
               <w:rPr>
                 <w:rFonts w:ascii="Avenir Next" w:hAnsi="Avenir Next" w:cs="Avenir Next" w:eastAsia="Avenir Next"/>
                 <w:color w:val="1A1A1A"/>
-                <w:sz w:val="19"/>
+                <w:sz w:val="22"/>
                 <w:szCs w:val="19"/>
               </w:rPr>
               <w:t xml:space="preserve">90</w:t>
@@ -2824,7 +2833,7 @@
                 <w:rFonts w:ascii="Avenir Next" w:hAnsi="Avenir Next" w:cs="Avenir Next" w:eastAsia="Avenir Next"/>
                 <w:b/>
                 <w:color w:val="1A1A1A"/>
-                <w:sz w:val="19"/>
+                <w:sz w:val="22"/>
                 <w:szCs w:val="19"/>
               </w:rPr>
               <w:t xml:space="preserve">Lena</w:t>
@@ -2845,7 +2854,7 @@
               <w:rPr>
                 <w:rFonts w:ascii="Avenir Next" w:hAnsi="Avenir Next" w:cs="Avenir Next" w:eastAsia="Avenir Next"/>
                 <w:color w:val="1A1A1A"/>
-                <w:sz w:val="19"/>
+                <w:sz w:val="22"/>
                 <w:szCs w:val="19"/>
               </w:rPr>
               <w:t xml:space="preserve">3</w:t>
@@ -2866,7 +2875,7 @@
               <w:rPr>
                 <w:rFonts w:ascii="Avenir Next" w:hAnsi="Avenir Next" w:cs="Avenir Next" w:eastAsia="Avenir Next"/>
                 <w:color w:val="1A1A1A"/>
-                <w:sz w:val="19"/>
+                <w:sz w:val="22"/>
                 <w:szCs w:val="19"/>
               </w:rPr>
               <w:t xml:space="preserve">140</w:t>
@@ -2905,18 +2914,18 @@
           <w:rFonts w:ascii="Avenir Next" w:hAnsi="Avenir Next" w:cs="Avenir Next" w:eastAsia="Avenir Next"/>
           <w:b/>
           <w:color w:val="1A1A1A"/>
+          <w:sz w:val="22"/>
+          <w:szCs w:val="20"/>
+        </w:rPr>
+        <w:t xml:space="preserve">3.</w:t>
+      </w:r>
+      <w:r>
+        <w:rPr>
+          <w:rFonts w:ascii="Avenir Next" w:hAnsi="Avenir Next" w:cs="Avenir Next" w:eastAsia="Avenir Next"/>
+          <w:color w:val="1A1A1A"/>
           <w:sz w:val="20"/>
           <w:szCs w:val="20"/>
         </w:rPr>
-        <w:t xml:space="preserve">3.</w:t>
-      </w:r>
-      <w:r>
-        <w:rPr>
-          <w:rFonts w:ascii="Avenir Next" w:hAnsi="Avenir Next" w:cs="Avenir Next" w:eastAsia="Avenir Next"/>
-          <w:color w:val="1A1A1A"/>
-          <w:sz w:val="20"/>
-          <w:szCs w:val="20"/>
-        </w:rPr>
         <w:tab/>
       </w:r>
       <w:r>
@@ -2924,7 +2933,7 @@
           <w:rFonts w:ascii="Avenir Next" w:hAnsi="Avenir Next" w:cs="Avenir Next" w:eastAsia="Avenir Next"/>
           <w:b/>
           <w:color w:val="1A1A1A"/>
-          <w:sz w:val="20"/>
+          <w:sz w:val="22"/>
           <w:szCs w:val="20"/>
         </w:rPr>
         <w:t xml:space="preserve">Bird Seed.  </w:t>
@@ -2933,7 +2942,7 @@
         <w:rPr>
           <w:rFonts w:ascii="Avenir Next" w:hAnsi="Avenir Next" w:cs="Avenir Next" w:eastAsia="Avenir Next"/>
           <w:color w:val="1A1A1A"/>
-          <w:sz w:val="20"/>
+          <w:sz w:val="22"/>
           <w:szCs w:val="20"/>
         </w:rPr>
         <w:t xml:space="preserve">Store A: 5 pounds of bird seed for $8. Store B: 8 pounds for $12. Use a 40-pound benchmark.</w:t>
@@ -2953,10 +2962,28 @@
           <w:rFonts w:ascii="Avenir Next" w:hAnsi="Avenir Next" w:cs="Avenir Next" w:eastAsia="Avenir Next"/>
           <w:b/>
           <w:color w:val="003A70"/>
+          <w:sz w:val="22"/>
+          <w:szCs w:val="20"/>
+        </w:rPr>
+        <w:t xml:space="preserve">a.</w:t>
+      </w:r>
+      <w:r>
+        <w:rPr>
+          <w:rFonts w:ascii="Avenir Next" w:hAnsi="Avenir Next" w:cs="Avenir Next" w:eastAsia="Avenir Next"/>
+          <w:color w:val="1A1A1A"/>
           <w:sz w:val="20"/>
           <w:szCs w:val="20"/>
         </w:rPr>
-        <w:t xml:space="preserve">a.</w:t>
+        <w:tab/>
+      </w:r>
+      <w:r>
+        <w:rPr>
+          <w:rFonts w:ascii="Avenir Next" w:hAnsi="Avenir Next" w:cs="Avenir Next" w:eastAsia="Avenir Next"/>
+          <w:color w:val="1A1A1A"/>
+          <w:sz w:val="22"/>
+          <w:szCs w:val="20"/>
+        </w:rPr>
+        <w:t xml:space="preserve">Cost of 40 pounds:  Store A </w:t>
       </w:r>
       <w:r>
         <w:rPr>
@@ -2964,24 +2991,6 @@
           <w:color w:val="1A1A1A"/>
           <w:sz w:val="20"/>
           <w:szCs w:val="20"/>
-        </w:rPr>
-        <w:tab/>
-      </w:r>
-      <w:r>
-        <w:rPr>
-          <w:rFonts w:ascii="Avenir Next" w:hAnsi="Avenir Next" w:cs="Avenir Next" w:eastAsia="Avenir Next"/>
-          <w:color w:val="1A1A1A"/>
-          <w:sz w:val="20"/>
-          <w:szCs w:val="20"/>
-        </w:rPr>
-        <w:t xml:space="preserve">Cost of 40 pounds:  Store A </w:t>
-      </w:r>
-      <w:r>
-        <w:rPr>
-          <w:rFonts w:ascii="Avenir Next" w:hAnsi="Avenir Next" w:cs="Avenir Next" w:eastAsia="Avenir Next"/>
-          <w:color w:val="1A1A1A"/>
-          <w:sz w:val="20"/>
-          <w:szCs w:val="20"/>
           <w:u w:val="single"/>
         </w:rPr>
         <w:t xml:space="preserve">         </w:t>
@@ -2990,7 +2999,7 @@
         <w:rPr>
           <w:rFonts w:ascii="Avenir Next" w:hAnsi="Avenir Next" w:cs="Avenir Next" w:eastAsia="Avenir Next"/>
           <w:color w:val="1A1A1A"/>
-          <w:sz w:val="20"/>
+          <w:sz w:val="22"/>
           <w:szCs w:val="20"/>
         </w:rPr>
         <w:t xml:space="preserve">   Store B </w:t>
@@ -3020,25 +3029,25 @@
           <w:rFonts w:ascii="Avenir Next" w:hAnsi="Avenir Next" w:cs="Avenir Next" w:eastAsia="Avenir Next"/>
           <w:b/>
           <w:color w:val="003A70"/>
+          <w:sz w:val="22"/>
+          <w:szCs w:val="20"/>
+        </w:rPr>
+        <w:t xml:space="preserve">b.</w:t>
+      </w:r>
+      <w:r>
+        <w:rPr>
+          <w:rFonts w:ascii="Avenir Next" w:hAnsi="Avenir Next" w:cs="Avenir Next" w:eastAsia="Avenir Next"/>
+          <w:color w:val="1A1A1A"/>
           <w:sz w:val="20"/>
           <w:szCs w:val="20"/>
         </w:rPr>
-        <w:t xml:space="preserve">b.</w:t>
-      </w:r>
-      <w:r>
-        <w:rPr>
-          <w:rFonts w:ascii="Avenir Next" w:hAnsi="Avenir Next" w:cs="Avenir Next" w:eastAsia="Avenir Next"/>
-          <w:color w:val="1A1A1A"/>
-          <w:sz w:val="20"/>
-          <w:szCs w:val="20"/>
-        </w:rPr>
         <w:tab/>
       </w:r>
       <w:r>
         <w:rPr>
           <w:rFonts w:ascii="Avenir Next" w:hAnsi="Avenir Next" w:cs="Avenir Next" w:eastAsia="Avenir Next"/>
           <w:color w:val="1A1A1A"/>
-          <w:sz w:val="20"/>
+          <w:sz w:val="22"/>
           <w:szCs w:val="20"/>
         </w:rPr>
         <w:t xml:space="preserve">Which store is the better buy?</w:t>
@@ -3082,18 +3091,18 @@
           <w:rFonts w:ascii="Avenir Next" w:hAnsi="Avenir Next" w:cs="Avenir Next" w:eastAsia="Avenir Next"/>
           <w:b/>
           <w:color w:val="1A1A1A"/>
+          <w:sz w:val="22"/>
+          <w:szCs w:val="20"/>
+        </w:rPr>
+        <w:t xml:space="preserve">4.</w:t>
+      </w:r>
+      <w:r>
+        <w:rPr>
+          <w:rFonts w:ascii="Avenir Next" w:hAnsi="Avenir Next" w:cs="Avenir Next" w:eastAsia="Avenir Next"/>
+          <w:color w:val="1A1A1A"/>
           <w:sz w:val="20"/>
           <w:szCs w:val="20"/>
         </w:rPr>
-        <w:t xml:space="preserve">4.</w:t>
-      </w:r>
-      <w:r>
-        <w:rPr>
-          <w:rFonts w:ascii="Avenir Next" w:hAnsi="Avenir Next" w:cs="Avenir Next" w:eastAsia="Avenir Next"/>
-          <w:color w:val="1A1A1A"/>
-          <w:sz w:val="20"/>
-          <w:szCs w:val="20"/>
-        </w:rPr>
         <w:tab/>
       </w:r>
       <w:r>
@@ -3101,7 +3110,7 @@
           <w:rFonts w:ascii="Avenir Next" w:hAnsi="Avenir Next" w:cs="Avenir Next" w:eastAsia="Avenir Next"/>
           <w:b/>
           <w:color w:val="1A1A1A"/>
-          <w:sz w:val="20"/>
+          <w:sz w:val="22"/>
           <w:szCs w:val="20"/>
         </w:rPr>
         <w:t xml:space="preserve">Trail Mix.  </w:t>
@@ -3110,7 +3119,7 @@
         <w:rPr>
           <w:rFonts w:ascii="Avenir Next" w:hAnsi="Avenir Next" w:cs="Avenir Next" w:eastAsia="Avenir Next"/>
           <w:color w:val="1A1A1A"/>
-          <w:sz w:val="20"/>
+          <w:sz w:val="22"/>
           <w:szCs w:val="20"/>
         </w:rPr>
         <w:t xml:space="preserve">Store C: 3 lb of trail mix for $7. Store D: 4 lb for $9. Use a 12-lb benchmark.</w:t>
@@ -3130,10 +3139,28 @@
           <w:rFonts w:ascii="Avenir Next" w:hAnsi="Avenir Next" w:cs="Avenir Next" w:eastAsia="Avenir Next"/>
           <w:b/>
           <w:color w:val="003A70"/>
+          <w:sz w:val="22"/>
+          <w:szCs w:val="20"/>
+        </w:rPr>
+        <w:t xml:space="preserve">a.</w:t>
+      </w:r>
+      <w:r>
+        <w:rPr>
+          <w:rFonts w:ascii="Avenir Next" w:hAnsi="Avenir Next" w:cs="Avenir Next" w:eastAsia="Avenir Next"/>
+          <w:color w:val="1A1A1A"/>
           <w:sz w:val="20"/>
           <w:szCs w:val="20"/>
         </w:rPr>
-        <w:t xml:space="preserve">a.</w:t>
+        <w:tab/>
+      </w:r>
+      <w:r>
+        <w:rPr>
+          <w:rFonts w:ascii="Avenir Next" w:hAnsi="Avenir Next" w:cs="Avenir Next" w:eastAsia="Avenir Next"/>
+          <w:color w:val="1A1A1A"/>
+          <w:sz w:val="22"/>
+          <w:szCs w:val="20"/>
+        </w:rPr>
+        <w:t xml:space="preserve">Cost of 12 pounds:  Store C </w:t>
       </w:r>
       <w:r>
         <w:rPr>
@@ -3141,24 +3168,6 @@
           <w:color w:val="1A1A1A"/>
           <w:sz w:val="20"/>
           <w:szCs w:val="20"/>
-        </w:rPr>
-        <w:tab/>
-      </w:r>
-      <w:r>
-        <w:rPr>
-          <w:rFonts w:ascii="Avenir Next" w:hAnsi="Avenir Next" w:cs="Avenir Next" w:eastAsia="Avenir Next"/>
-          <w:color w:val="1A1A1A"/>
-          <w:sz w:val="20"/>
-          <w:szCs w:val="20"/>
-        </w:rPr>
-        <w:t xml:space="preserve">Cost of 12 pounds:  Store C </w:t>
-      </w:r>
-      <w:r>
-        <w:rPr>
-          <w:rFonts w:ascii="Avenir Next" w:hAnsi="Avenir Next" w:cs="Avenir Next" w:eastAsia="Avenir Next"/>
-          <w:color w:val="1A1A1A"/>
-          <w:sz w:val="20"/>
-          <w:szCs w:val="20"/>
           <w:u w:val="single"/>
         </w:rPr>
         <w:t xml:space="preserve">         </w:t>
@@ -3167,7 +3176,7 @@
         <w:rPr>
           <w:rFonts w:ascii="Avenir Next" w:hAnsi="Avenir Next" w:cs="Avenir Next" w:eastAsia="Avenir Next"/>
           <w:color w:val="1A1A1A"/>
-          <w:sz w:val="20"/>
+          <w:sz w:val="22"/>
           <w:szCs w:val="20"/>
         </w:rPr>
         <w:t xml:space="preserve">   Store D </w:t>
@@ -3197,25 +3206,25 @@
           <w:rFonts w:ascii="Avenir Next" w:hAnsi="Avenir Next" w:cs="Avenir Next" w:eastAsia="Avenir Next"/>
           <w:b/>
           <w:color w:val="003A70"/>
+          <w:sz w:val="22"/>
+          <w:szCs w:val="20"/>
+        </w:rPr>
+        <w:t xml:space="preserve">b.</w:t>
+      </w:r>
+      <w:r>
+        <w:rPr>
+          <w:rFonts w:ascii="Avenir Next" w:hAnsi="Avenir Next" w:cs="Avenir Next" w:eastAsia="Avenir Next"/>
+          <w:color w:val="1A1A1A"/>
           <w:sz w:val="20"/>
           <w:szCs w:val="20"/>
         </w:rPr>
-        <w:t xml:space="preserve">b.</w:t>
-      </w:r>
-      <w:r>
-        <w:rPr>
-          <w:rFonts w:ascii="Avenir Next" w:hAnsi="Avenir Next" w:cs="Avenir Next" w:eastAsia="Avenir Next"/>
-          <w:color w:val="1A1A1A"/>
-          <w:sz w:val="20"/>
-          <w:szCs w:val="20"/>
-        </w:rPr>
         <w:tab/>
       </w:r>
       <w:r>
         <w:rPr>
           <w:rFonts w:ascii="Avenir Next" w:hAnsi="Avenir Next" w:cs="Avenir Next" w:eastAsia="Avenir Next"/>
           <w:color w:val="1A1A1A"/>
-          <w:sz w:val="20"/>
+          <w:sz w:val="22"/>
           <w:szCs w:val="20"/>
         </w:rPr>
         <w:t xml:space="preserve">Which store is the better buy?</w:t>
@@ -3259,18 +3268,18 @@
           <w:rFonts w:ascii="Avenir Next" w:hAnsi="Avenir Next" w:cs="Avenir Next" w:eastAsia="Avenir Next"/>
           <w:b/>
           <w:color w:val="1A1A1A"/>
+          <w:sz w:val="22"/>
+          <w:szCs w:val="20"/>
+        </w:rPr>
+        <w:t xml:space="preserve">5.</w:t>
+      </w:r>
+      <w:r>
+        <w:rPr>
+          <w:rFonts w:ascii="Avenir Next" w:hAnsi="Avenir Next" w:cs="Avenir Next" w:eastAsia="Avenir Next"/>
+          <w:color w:val="1A1A1A"/>
           <w:sz w:val="20"/>
           <w:szCs w:val="20"/>
         </w:rPr>
-        <w:t xml:space="preserve">5.</w:t>
-      </w:r>
-      <w:r>
-        <w:rPr>
-          <w:rFonts w:ascii="Avenir Next" w:hAnsi="Avenir Next" w:cs="Avenir Next" w:eastAsia="Avenir Next"/>
-          <w:color w:val="1A1A1A"/>
-          <w:sz w:val="20"/>
-          <w:szCs w:val="20"/>
-        </w:rPr>
         <w:tab/>
       </w:r>
       <w:r>
@@ -3278,7 +3287,7 @@
           <w:rFonts w:ascii="Avenir Next" w:hAnsi="Avenir Next" w:cs="Avenir Next" w:eastAsia="Avenir Next"/>
           <w:b/>
           <w:color w:val="1A1A1A"/>
-          <w:sz w:val="20"/>
+          <w:sz w:val="22"/>
           <w:szCs w:val="20"/>
         </w:rPr>
         <w:t xml:space="preserve">Reasoning.  </w:t>
@@ -3287,7 +3296,7 @@
         <w:rPr>
           <w:rFonts w:ascii="Avenir Next" w:hAnsi="Avenir Next" w:cs="Avenir Next" w:eastAsia="Avenir Next"/>
           <w:color w:val="1A1A1A"/>
-          <w:sz w:val="20"/>
+          <w:sz w:val="22"/>
           <w:szCs w:val="20"/>
         </w:rPr>
         <w:t xml:space="preserve">Car 1 goes 150 miles on 5 gallons. Car 2 goes 200 miles on 8 gallons. Which is more efficient? Use a benchmark.</w:t>
@@ -3366,6 +3375,7 @@
     </w:p>
     <w:p>
       <w:pPr>
+        <w:pStyle w:val="Heading2"/>
         <w:keepNext/>
         <w:pBdr>
           <w:bottom w:val="single" w:sz="8" w:space="3" w:color="003A70"/>
@@ -3381,7 +3391,7 @@
           <w:b/>
           <w:color w:val="003A70"/>
           <w:spacing w:val="14"/>
-          <w:sz w:val="19"/>
+          <w:sz w:val="22"/>
           <w:szCs w:val="19"/>
         </w:rPr>
         <w:t xml:space="preserve">TEST PRACTICE</w:t>
@@ -3400,7 +3410,7 @@
           <w:rFonts w:ascii="Avenir Next" w:hAnsi="Avenir Next" w:cs="Avenir Next" w:eastAsia="Avenir Next"/>
           <w:i/>
           <w:color w:val="5A5F66"/>
-          <w:sz w:val="17"/>
+          <w:sz w:val="22"/>
           <w:szCs w:val="17"/>
         </w:rPr>
         <w:t xml:space="preserve">choose the best answer</w:t>
@@ -3420,25 +3430,25 @@
           <w:rFonts w:ascii="Avenir Next" w:hAnsi="Avenir Next" w:cs="Avenir Next" w:eastAsia="Avenir Next"/>
           <w:b/>
           <w:color w:val="1A1A1A"/>
+          <w:sz w:val="22"/>
+          <w:szCs w:val="20"/>
+        </w:rPr>
+        <w:t xml:space="preserve">6.</w:t>
+      </w:r>
+      <w:r>
+        <w:rPr>
+          <w:rFonts w:ascii="Avenir Next" w:hAnsi="Avenir Next" w:cs="Avenir Next" w:eastAsia="Avenir Next"/>
+          <w:color w:val="1A1A1A"/>
           <w:sz w:val="20"/>
           <w:szCs w:val="20"/>
         </w:rPr>
-        <w:t xml:space="preserve">6.</w:t>
-      </w:r>
-      <w:r>
-        <w:rPr>
-          <w:rFonts w:ascii="Avenir Next" w:hAnsi="Avenir Next" w:cs="Avenir Next" w:eastAsia="Avenir Next"/>
-          <w:color w:val="1A1A1A"/>
-          <w:sz w:val="20"/>
-          <w:szCs w:val="20"/>
-        </w:rPr>
         <w:tab/>
       </w:r>
       <w:r>
         <w:rPr>
           <w:rFonts w:ascii="Avenir Next" w:hAnsi="Avenir Next" w:cs="Avenir Next" w:eastAsia="Avenir Next"/>
           <w:color w:val="1A1A1A"/>
-          <w:sz w:val="20"/>
+          <w:sz w:val="22"/>
           <w:szCs w:val="20"/>
         </w:rPr>
         <w:t xml:space="preserve">Which benchmark could you use to compare 6 bagels for $4 and 8 bagels for $5?</w:t>
@@ -3494,25 +3504,25 @@
                 <w:rFonts w:ascii="Avenir Next" w:hAnsi="Avenir Next" w:cs="Avenir Next" w:eastAsia="Avenir Next"/>
                 <w:b/>
                 <w:color w:val="003A70"/>
+                <w:sz w:val="22"/>
+                <w:szCs w:val="19"/>
+              </w:rPr>
+              <w:t xml:space="preserve">A</w:t>
+            </w:r>
+            <w:r>
+              <w:rPr>
+                <w:rFonts w:ascii="Avenir Next" w:hAnsi="Avenir Next" w:cs="Avenir Next" w:eastAsia="Avenir Next"/>
+                <w:color w:val="1A1A1A"/>
                 <w:sz w:val="19"/>
                 <w:szCs w:val="19"/>
               </w:rPr>
-              <w:t xml:space="preserve">A</w:t>
-            </w:r>
-            <w:r>
-              <w:rPr>
-                <w:rFonts w:ascii="Avenir Next" w:hAnsi="Avenir Next" w:cs="Avenir Next" w:eastAsia="Avenir Next"/>
-                <w:color w:val="1A1A1A"/>
-                <w:sz w:val="19"/>
-                <w:szCs w:val="19"/>
-              </w:rPr>
               <w:tab/>
             </w:r>
             <w:r>
               <w:rPr>
                 <w:rFonts w:ascii="Avenir Next" w:hAnsi="Avenir Next" w:cs="Avenir Next" w:eastAsia="Avenir Next"/>
                 <w:color w:val="1A1A1A"/>
-                <w:sz w:val="19"/>
+                <w:sz w:val="22"/>
                 <w:szCs w:val="19"/>
               </w:rPr>
               <w:t xml:space="preserve">14 bagels</w:t>
@@ -3537,25 +3547,25 @@
                 <w:rFonts w:ascii="Avenir Next" w:hAnsi="Avenir Next" w:cs="Avenir Next" w:eastAsia="Avenir Next"/>
                 <w:b/>
                 <w:color w:val="003A70"/>
+                <w:sz w:val="22"/>
+                <w:szCs w:val="19"/>
+              </w:rPr>
+              <w:t xml:space="preserve">B</w:t>
+            </w:r>
+            <w:r>
+              <w:rPr>
+                <w:rFonts w:ascii="Avenir Next" w:hAnsi="Avenir Next" w:cs="Avenir Next" w:eastAsia="Avenir Next"/>
+                <w:color w:val="1A1A1A"/>
                 <w:sz w:val="19"/>
                 <w:szCs w:val="19"/>
               </w:rPr>
-              <w:t xml:space="preserve">B</w:t>
-            </w:r>
-            <w:r>
-              <w:rPr>
-                <w:rFonts w:ascii="Avenir Next" w:hAnsi="Avenir Next" w:cs="Avenir Next" w:eastAsia="Avenir Next"/>
-                <w:color w:val="1A1A1A"/>
-                <w:sz w:val="19"/>
-                <w:szCs w:val="19"/>
-              </w:rPr>
               <w:tab/>
             </w:r>
             <w:r>
               <w:rPr>
                 <w:rFonts w:ascii="Avenir Next" w:hAnsi="Avenir Next" w:cs="Avenir Next" w:eastAsia="Avenir Next"/>
                 <w:color w:val="1A1A1A"/>
-                <w:sz w:val="19"/>
+                <w:sz w:val="22"/>
                 <w:szCs w:val="19"/>
               </w:rPr>
               <w:t xml:space="preserve">24 bagels</w:t>
@@ -3580,25 +3590,25 @@
                 <w:rFonts w:ascii="Avenir Next" w:hAnsi="Avenir Next" w:cs="Avenir Next" w:eastAsia="Avenir Next"/>
                 <w:b/>
                 <w:color w:val="003A70"/>
+                <w:sz w:val="22"/>
+                <w:szCs w:val="19"/>
+              </w:rPr>
+              <w:t xml:space="preserve">C</w:t>
+            </w:r>
+            <w:r>
+              <w:rPr>
+                <w:rFonts w:ascii="Avenir Next" w:hAnsi="Avenir Next" w:cs="Avenir Next" w:eastAsia="Avenir Next"/>
+                <w:color w:val="1A1A1A"/>
                 <w:sz w:val="19"/>
                 <w:szCs w:val="19"/>
               </w:rPr>
-              <w:t xml:space="preserve">C</w:t>
-            </w:r>
-            <w:r>
-              <w:rPr>
-                <w:rFonts w:ascii="Avenir Next" w:hAnsi="Avenir Next" w:cs="Avenir Next" w:eastAsia="Avenir Next"/>
-                <w:color w:val="1A1A1A"/>
-                <w:sz w:val="19"/>
-                <w:szCs w:val="19"/>
-              </w:rPr>
               <w:tab/>
             </w:r>
             <w:r>
               <w:rPr>
                 <w:rFonts w:ascii="Avenir Next" w:hAnsi="Avenir Next" w:cs="Avenir Next" w:eastAsia="Avenir Next"/>
                 <w:color w:val="1A1A1A"/>
-                <w:sz w:val="19"/>
+                <w:sz w:val="22"/>
                 <w:szCs w:val="19"/>
               </w:rPr>
               <w:t xml:space="preserve">16 bagels</w:t>
@@ -3623,25 +3633,25 @@
                 <w:rFonts w:ascii="Avenir Next" w:hAnsi="Avenir Next" w:cs="Avenir Next" w:eastAsia="Avenir Next"/>
                 <w:b/>
                 <w:color w:val="003A70"/>
+                <w:sz w:val="22"/>
+                <w:szCs w:val="19"/>
+              </w:rPr>
+              <w:t xml:space="preserve">D</w:t>
+            </w:r>
+            <w:r>
+              <w:rPr>
+                <w:rFonts w:ascii="Avenir Next" w:hAnsi="Avenir Next" w:cs="Avenir Next" w:eastAsia="Avenir Next"/>
+                <w:color w:val="1A1A1A"/>
                 <w:sz w:val="19"/>
                 <w:szCs w:val="19"/>
               </w:rPr>
-              <w:t xml:space="preserve">D</w:t>
-            </w:r>
-            <w:r>
-              <w:rPr>
-                <w:rFonts w:ascii="Avenir Next" w:hAnsi="Avenir Next" w:cs="Avenir Next" w:eastAsia="Avenir Next"/>
-                <w:color w:val="1A1A1A"/>
-                <w:sz w:val="19"/>
-                <w:szCs w:val="19"/>
-              </w:rPr>
               <w:tab/>
             </w:r>
             <w:r>
               <w:rPr>
                 <w:rFonts w:ascii="Avenir Next" w:hAnsi="Avenir Next" w:cs="Avenir Next" w:eastAsia="Avenir Next"/>
                 <w:color w:val="1A1A1A"/>
-                <w:sz w:val="19"/>
+                <w:sz w:val="22"/>
                 <w:szCs w:val="19"/>
               </w:rPr>
               <w:t xml:space="preserve">10 bagels</w:t>
@@ -3669,25 +3679,25 @@
           <w:rFonts w:ascii="Avenir Next" w:hAnsi="Avenir Next" w:cs="Avenir Next" w:eastAsia="Avenir Next"/>
           <w:b/>
           <w:color w:val="1A1A1A"/>
+          <w:sz w:val="22"/>
+          <w:szCs w:val="20"/>
+        </w:rPr>
+        <w:t xml:space="preserve">7.</w:t>
+      </w:r>
+      <w:r>
+        <w:rPr>
+          <w:rFonts w:ascii="Avenir Next" w:hAnsi="Avenir Next" w:cs="Avenir Next" w:eastAsia="Avenir Next"/>
+          <w:color w:val="1A1A1A"/>
           <w:sz w:val="20"/>
           <w:szCs w:val="20"/>
         </w:rPr>
-        <w:t xml:space="preserve">7.</w:t>
-      </w:r>
-      <w:r>
-        <w:rPr>
-          <w:rFonts w:ascii="Avenir Next" w:hAnsi="Avenir Next" w:cs="Avenir Next" w:eastAsia="Avenir Next"/>
-          <w:color w:val="1A1A1A"/>
-          <w:sz w:val="20"/>
-          <w:szCs w:val="20"/>
-        </w:rPr>
         <w:tab/>
       </w:r>
       <w:r>
         <w:rPr>
           <w:rFonts w:ascii="Avenir Next" w:hAnsi="Avenir Next" w:cs="Avenir Next" w:eastAsia="Avenir Next"/>
           <w:color w:val="1A1A1A"/>
-          <w:sz w:val="20"/>
+          <w:sz w:val="22"/>
           <w:szCs w:val="20"/>
         </w:rPr>
         <w:t xml:space="preserve">Dante walks 3 mi in 50 min. Ella walks 4 mi in 60 min. Using a 12-mile benchmark, who is faster?</w:t>
@@ -3743,25 +3753,25 @@
                 <w:rFonts w:ascii="Avenir Next" w:hAnsi="Avenir Next" w:cs="Avenir Next" w:eastAsia="Avenir Next"/>
                 <w:b/>
                 <w:color w:val="003A70"/>
+                <w:sz w:val="22"/>
+                <w:szCs w:val="19"/>
+              </w:rPr>
+              <w:t xml:space="preserve">A</w:t>
+            </w:r>
+            <w:r>
+              <w:rPr>
+                <w:rFonts w:ascii="Avenir Next" w:hAnsi="Avenir Next" w:cs="Avenir Next" w:eastAsia="Avenir Next"/>
+                <w:color w:val="1A1A1A"/>
                 <w:sz w:val="19"/>
                 <w:szCs w:val="19"/>
               </w:rPr>
-              <w:t xml:space="preserve">A</w:t>
-            </w:r>
-            <w:r>
-              <w:rPr>
-                <w:rFonts w:ascii="Avenir Next" w:hAnsi="Avenir Next" w:cs="Avenir Next" w:eastAsia="Avenir Next"/>
-                <w:color w:val="1A1A1A"/>
-                <w:sz w:val="19"/>
-                <w:szCs w:val="19"/>
-              </w:rPr>
               <w:tab/>
             </w:r>
             <w:r>
               <w:rPr>
                 <w:rFonts w:ascii="Avenir Next" w:hAnsi="Avenir Next" w:cs="Avenir Next" w:eastAsia="Avenir Next"/>
                 <w:color w:val="1A1A1A"/>
-                <w:sz w:val="19"/>
+                <w:sz w:val="22"/>
                 <w:szCs w:val="19"/>
               </w:rPr>
               <w:t xml:space="preserve">Dante (200 min)</w:t>
@@ -3786,25 +3796,25 @@
                 <w:rFonts w:ascii="Avenir Next" w:hAnsi="Avenir Next" w:cs="Avenir Next" w:eastAsia="Avenir Next"/>
                 <w:b/>
                 <w:color w:val="003A70"/>
+                <w:sz w:val="22"/>
+                <w:szCs w:val="19"/>
+              </w:rPr>
+              <w:t xml:space="preserve">B</w:t>
+            </w:r>
+            <w:r>
+              <w:rPr>
+                <w:rFonts w:ascii="Avenir Next" w:hAnsi="Avenir Next" w:cs="Avenir Next" w:eastAsia="Avenir Next"/>
+                <w:color w:val="1A1A1A"/>
                 <w:sz w:val="19"/>
                 <w:szCs w:val="19"/>
               </w:rPr>
-              <w:t xml:space="preserve">B</w:t>
-            </w:r>
-            <w:r>
-              <w:rPr>
-                <w:rFonts w:ascii="Avenir Next" w:hAnsi="Avenir Next" w:cs="Avenir Next" w:eastAsia="Avenir Next"/>
-                <w:color w:val="1A1A1A"/>
-                <w:sz w:val="19"/>
-                <w:szCs w:val="19"/>
-              </w:rPr>
               <w:tab/>
             </w:r>
             <w:r>
               <w:rPr>
                 <w:rFonts w:ascii="Avenir Next" w:hAnsi="Avenir Next" w:cs="Avenir Next" w:eastAsia="Avenir Next"/>
                 <w:color w:val="1A1A1A"/>
-                <w:sz w:val="19"/>
+                <w:sz w:val="22"/>
                 <w:szCs w:val="19"/>
               </w:rPr>
               <w:t xml:space="preserve">Ella (180 min)</w:t>
@@ -3829,25 +3839,25 @@
                 <w:rFonts w:ascii="Avenir Next" w:hAnsi="Avenir Next" w:cs="Avenir Next" w:eastAsia="Avenir Next"/>
                 <w:b/>
                 <w:color w:val="003A70"/>
+                <w:sz w:val="22"/>
+                <w:szCs w:val="19"/>
+              </w:rPr>
+              <w:t xml:space="preserve">C</w:t>
+            </w:r>
+            <w:r>
+              <w:rPr>
+                <w:rFonts w:ascii="Avenir Next" w:hAnsi="Avenir Next" w:cs="Avenir Next" w:eastAsia="Avenir Next"/>
+                <w:color w:val="1A1A1A"/>
                 <w:sz w:val="19"/>
                 <w:szCs w:val="19"/>
               </w:rPr>
-              <w:t xml:space="preserve">C</w:t>
-            </w:r>
-            <w:r>
-              <w:rPr>
-                <w:rFonts w:ascii="Avenir Next" w:hAnsi="Avenir Next" w:cs="Avenir Next" w:eastAsia="Avenir Next"/>
-                <w:color w:val="1A1A1A"/>
-                <w:sz w:val="19"/>
-                <w:szCs w:val="19"/>
-              </w:rPr>
               <w:tab/>
             </w:r>
             <w:r>
               <w:rPr>
                 <w:rFonts w:ascii="Avenir Next" w:hAnsi="Avenir Next" w:cs="Avenir Next" w:eastAsia="Avenir Next"/>
                 <w:color w:val="1A1A1A"/>
-                <w:sz w:val="19"/>
+                <w:sz w:val="22"/>
                 <w:szCs w:val="19"/>
               </w:rPr>
               <w:t xml:space="preserve">Dante (150 min)</w:t>
@@ -3872,25 +3882,25 @@
                 <w:rFonts w:ascii="Avenir Next" w:hAnsi="Avenir Next" w:cs="Avenir Next" w:eastAsia="Avenir Next"/>
                 <w:b/>
                 <w:color w:val="003A70"/>
+                <w:sz w:val="22"/>
+                <w:szCs w:val="19"/>
+              </w:rPr>
+              <w:t xml:space="preserve">D</w:t>
+            </w:r>
+            <w:r>
+              <w:rPr>
+                <w:rFonts w:ascii="Avenir Next" w:hAnsi="Avenir Next" w:cs="Avenir Next" w:eastAsia="Avenir Next"/>
+                <w:color w:val="1A1A1A"/>
                 <w:sz w:val="19"/>
                 <w:szCs w:val="19"/>
               </w:rPr>
-              <w:t xml:space="preserve">D</w:t>
-            </w:r>
-            <w:r>
-              <w:rPr>
-                <w:rFonts w:ascii="Avenir Next" w:hAnsi="Avenir Next" w:cs="Avenir Next" w:eastAsia="Avenir Next"/>
-                <w:color w:val="1A1A1A"/>
-                <w:sz w:val="19"/>
-                <w:szCs w:val="19"/>
-              </w:rPr>
               <w:tab/>
             </w:r>
             <w:r>
               <w:rPr>
                 <w:rFonts w:ascii="Avenir Next" w:hAnsi="Avenir Next" w:cs="Avenir Next" w:eastAsia="Avenir Next"/>
                 <w:color w:val="1A1A1A"/>
-                <w:sz w:val="19"/>
+                <w:sz w:val="22"/>
                 <w:szCs w:val="19"/>
               </w:rPr>
               <w:t xml:space="preserve">Same speed</w:t>
@@ -3948,6 +3958,7 @@
           </w:tcPr>
           <w:p>
             <w:pPr>
+              <w:pStyle w:val="Heading2"/>
               <w:spacing w:before="0" w:after="0" w:line="240" w:lineRule="auto"/>
             </w:pPr>
             <w:r>
@@ -3985,7 +3996,7 @@
               <w:rPr>
                 <w:rFonts w:ascii="Avenir Next" w:hAnsi="Avenir Next" w:cs="Avenir Next" w:eastAsia="Avenir Next"/>
                 <w:color w:val="1A1A1A"/>
-                <w:sz w:val="17"/>
+                <w:sz w:val="22"/>
                 <w:szCs w:val="17"/>
               </w:rPr>
               <w:t xml:space="preserve">  I can do this on my own</w:t>
@@ -4014,7 +4025,7 @@
               <w:rPr>
                 <w:rFonts w:ascii="Avenir Next" w:hAnsi="Avenir Next" w:cs="Avenir Next" w:eastAsia="Avenir Next"/>
                 <w:color w:val="1A1A1A"/>
-                <w:sz w:val="17"/>
+                <w:sz w:val="22"/>
                 <w:szCs w:val="17"/>
               </w:rPr>
               <w:t xml:space="preserve">  I need a little help</w:t>
@@ -4043,7 +4054,7 @@
               <w:rPr>
                 <w:rFonts w:ascii="Avenir Next" w:hAnsi="Avenir Next" w:cs="Avenir Next" w:eastAsia="Avenir Next"/>
                 <w:color w:val="1A1A1A"/>
-                <w:sz w:val="17"/>
+                <w:sz w:val="22"/>
                 <w:szCs w:val="17"/>
               </w:rPr>
               <w:t xml:space="preserve">  I have a question about #</w:t>
@@ -4081,7 +4092,7 @@
         <w:rPr>
           <w:rFonts w:ascii="Avenir Next" w:hAnsi="Avenir Next" w:cs="Avenir Next" w:eastAsia="Avenir Next"/>
           <w:color w:val="5A5F66"/>
-          <w:sz w:val="17"/>
+          <w:sz w:val="22"/>
           <w:szCs w:val="17"/>
         </w:rPr>
         <w:t xml:space="preserve">Compare two sizes of one item in a store ad using a benchmark.</w:t>
@@ -4175,7 +4186,106 @@
               <w:sz w:val="15"/>
               <w:szCs w:val="15"/>
             </w:rPr>
-            <w:t xml:space="preserve">Lesson 3-5  ·  Homework Packet</w:t>
+            <w:t xml:space="preserve">3-5 · Page </w:t>
+          </w:r>
+          <w:r>
+            <w:rPr>
+              <w:rFonts w:ascii="Avenir Next" w:hAnsi="Avenir Next" w:cs="Avenir Next" w:eastAsia="Avenir Next"/>
+              <w:color w:val="5A5F66"/>
+              <w:sz w:val="15"/>
+              <w:szCs w:val="15"/>
+            </w:rPr>
+            <w:fldChar w:fldCharType="begin"/>
+          </w:r>
+          <w:r>
+            <w:rPr>
+              <w:rFonts w:ascii="Avenir Next" w:hAnsi="Avenir Next" w:cs="Avenir Next" w:eastAsia="Avenir Next"/>
+              <w:color w:val="5A5F66"/>
+              <w:sz w:val="15"/>
+              <w:szCs w:val="15"/>
+            </w:rPr>
+            <w:instrText xml:space="preserve"> PAGE </w:instrText>
+          </w:r>
+          <w:r>
+            <w:rPr>
+              <w:rFonts w:ascii="Avenir Next" w:hAnsi="Avenir Next" w:cs="Avenir Next" w:eastAsia="Avenir Next"/>
+              <w:color w:val="5A5F66"/>
+              <w:sz w:val="15"/>
+              <w:szCs w:val="15"/>
+            </w:rPr>
+            <w:fldChar w:fldCharType="separate"/>
+          </w:r>
+          <w:r>
+            <w:rPr>
+              <w:rFonts w:ascii="Avenir Next" w:hAnsi="Avenir Next" w:cs="Avenir Next" w:eastAsia="Avenir Next"/>
+              <w:color w:val="5A5F66"/>
+              <w:sz w:val="15"/>
+              <w:szCs w:val="15"/>
+            </w:rPr>
+            <w:t xml:space="preserve">1</w:t>
+          </w:r>
+          <w:r>
+            <w:rPr>
+              <w:rFonts w:ascii="Avenir Next" w:hAnsi="Avenir Next" w:cs="Avenir Next" w:eastAsia="Avenir Next"/>
+              <w:color w:val="5A5F66"/>
+              <w:sz w:val="15"/>
+              <w:szCs w:val="15"/>
+            </w:rPr>
+            <w:fldChar w:fldCharType="end"/>
+          </w:r>
+          <w:r>
+            <w:rPr>
+              <w:rFonts w:ascii="Avenir Next" w:hAnsi="Avenir Next" w:cs="Avenir Next" w:eastAsia="Avenir Next"/>
+              <w:color w:val="5A5F66"/>
+              <w:sz w:val="15"/>
+              <w:szCs w:val="15"/>
+            </w:rPr>
+            <w:t xml:space="preserve"> of </w:t>
+          </w:r>
+          <w:r>
+            <w:rPr>
+              <w:rFonts w:ascii="Avenir Next" w:hAnsi="Avenir Next" w:cs="Avenir Next" w:eastAsia="Avenir Next"/>
+              <w:color w:val="5A5F66"/>
+              <w:sz w:val="15"/>
+              <w:szCs w:val="15"/>
+            </w:rPr>
+            <w:fldChar w:fldCharType="begin"/>
+          </w:r>
+          <w:r>
+            <w:rPr>
+              <w:rFonts w:ascii="Avenir Next" w:hAnsi="Avenir Next" w:cs="Avenir Next" w:eastAsia="Avenir Next"/>
+              <w:color w:val="5A5F66"/>
+              <w:sz w:val="15"/>
+              <w:szCs w:val="15"/>
+            </w:rPr>
+            <w:instrText xml:space="preserve"> NUMPAGES </w:instrText>
+          </w:r>
+          <w:r>
+            <w:rPr>
+              <w:rFonts w:ascii="Avenir Next" w:hAnsi="Avenir Next" w:cs="Avenir Next" w:eastAsia="Avenir Next"/>
+              <w:color w:val="5A5F66"/>
+              <w:sz w:val="15"/>
+              <w:szCs w:val="15"/>
+            </w:rPr>
+            <w:fldChar w:fldCharType="separate"/>
+          </w:r>
+          <w:r>
+            <w:rPr>
+              <w:rFonts w:ascii="Avenir Next" w:hAnsi="Avenir Next" w:cs="Avenir Next" w:eastAsia="Avenir Next"/>
+              <w:color w:val="5A5F66"/>
+              <w:sz w:val="15"/>
+              <w:szCs w:val="15"/>
+            </w:rPr>
+            <w:t xml:space="preserve">1</w:t>
+          </w:r>
+          <w:r>
+            <w:rPr>
+              <w:rFonts w:ascii="Avenir Next" w:hAnsi="Avenir Next" w:cs="Avenir Next" w:eastAsia="Avenir Next"/>
+              <w:color w:val="5A5F66"/>
+              <w:sz w:val="15"/>
+              <w:szCs w:val="15"/>
+            </w:rPr>
+            <w:fldChar w:fldCharType="end"/>
           </w:r>
         </w:p>
       </w:tc>
@@ -4218,5 +4328,23 @@
       </w:tblCellMar>
     </w:tblPr>
   </w:style>
+  <w:style w:type="paragraph" w:styleId="Heading1">
+    <w:name w:val="heading 1"/>
+    <w:basedOn w:val="Normal"/>
+    <w:pPr>
+      <w:outlineLvl w:val="0"/>
+      <w:keepNext w:val="0"/>
+      <w:keepLines w:val="0"/>
+    </w:pPr>
+  </w:style>
+  <w:style w:type="paragraph" w:styleId="Heading2">
+    <w:name w:val="heading 2"/>
+    <w:basedOn w:val="Normal"/>
+    <w:pPr>
+      <w:outlineLvl w:val="1"/>
+      <w:keepNext w:val="0"/>
+      <w:keepLines w:val="0"/>
+    </w:pPr>
+  </w:style>
 </w:styles>
 </file>